--- a/DOCS/Prahari_Presentation_and_Project_Guide.docx
+++ b/DOCS/Prahari_Presentation_and_Project_Guide.docx
@@ -53,7 +53,7 @@
         <w:p>
           <w:r>
             <w:fldChar w:fldCharType="begin" w:dirty="true"/>
-            <w:instrText xml:space="preserve">TOC \o "1-3" \h \z \u</w:instrText>
+            <w:instrText xml:space="preserve">TOC \o "1-2" \h \z \u</w:instrText>
             <w:fldChar w:fldCharType="separate"/>
             <w:fldChar w:fldCharType="end"/>
           </w:r>
@@ -66,15 +66,6 @@
         <w:pStyle w:val="Heading1"/>
       </w:pPr>
       <w:r>
-        <w:rPr>
-          <w:rStyle w:val="SectionNumber"/>
-        </w:rPr>
-        <w:t xml:space="preserve">1</w:t>
-      </w:r>
-      <w:r>
-        <w:tab/>
-      </w:r>
-      <w:r>
         <w:t xml:space="preserve">How to read this guide</w:t>
       </w:r>
     </w:p>
@@ -213,7 +204,7 @@
         <w:t xml:space="preserve"> </w:t>
       </w:r>
       <w:r>
-        <w:t xml:space="preserve">— all seven pictures, walked through box by box.</w:t>
+        <w:t xml:space="preserve">— all eight pictures, walked through box by box.</w:t>
       </w:r>
     </w:p>
     <w:p>
@@ -295,15 +286,6 @@
         <w:pStyle w:val="Heading1"/>
       </w:pPr>
       <w:r>
-        <w:rPr>
-          <w:rStyle w:val="SectionNumber"/>
-        </w:rPr>
-        <w:t xml:space="preserve">2</w:t>
-      </w:r>
-      <w:r>
-        <w:tab/>
-      </w:r>
-      <w:r>
         <w:t xml:space="preserve">PART 1 — The whole project in plain words</w:t>
       </w:r>
     </w:p>
@@ -312,15 +294,6 @@
       <w:pPr>
         <w:pStyle w:val="Heading2"/>
       </w:pPr>
-      <w:r>
-        <w:rPr>
-          <w:rStyle w:val="SectionNumber"/>
-        </w:rPr>
-        <w:t xml:space="preserve">2.1</w:t>
-      </w:r>
-      <w:r>
-        <w:tab/>
-      </w:r>
       <w:r>
         <w:t xml:space="preserve">The one-sentence version</w:t>
       </w:r>
@@ -344,15 +317,6 @@
         <w:pStyle w:val="Heading2"/>
       </w:pPr>
       <w:r>
-        <w:rPr>
-          <w:rStyle w:val="SectionNumber"/>
-        </w:rPr>
-        <w:t xml:space="preserve">2.2</w:t>
-      </w:r>
-      <w:r>
-        <w:tab/>
-      </w:r>
-      <w:r>
         <w:t xml:space="preserve">The problem, told simply</w:t>
       </w:r>
     </w:p>
@@ -641,15 +605,6 @@
         <w:pStyle w:val="Heading2"/>
       </w:pPr>
       <w:r>
-        <w:rPr>
-          <w:rStyle w:val="SectionNumber"/>
-        </w:rPr>
-        <w:t xml:space="preserve">2.3</w:t>
-      </w:r>
-      <w:r>
-        <w:tab/>
-      </w:r>
-      <w:r>
         <w:t xml:space="preserve">Our solution, told simply</w:t>
       </w:r>
     </w:p>
@@ -973,15 +928,6 @@
         <w:pStyle w:val="Heading2"/>
       </w:pPr>
       <w:r>
-        <w:rPr>
-          <w:rStyle w:val="SectionNumber"/>
-        </w:rPr>
-        <w:t xml:space="preserve">2.4</w:t>
-      </w:r>
-      <w:r>
-        <w:tab/>
-      </w:r>
-      <w:r>
         <w:t xml:space="preserve">What we actually built (it’s real, not slides)</w:t>
       </w:r>
     </w:p>
@@ -1031,7 +977,20 @@
         <w:t xml:space="preserve"> </w:t>
       </w:r>
       <w:r>
-        <w:t xml:space="preserve">— what a bank staff member sees. They log in and do their job. Every action is scored and enforced</w:t>
+        <w:t xml:space="preserve">— what a bank staff member sees. It is a</w:t>
+      </w:r>
+      <w:r>
+        <w:t xml:space="preserve"> </w:t>
+      </w:r>
+      <w:r>
+        <w:rPr>
+          <w:b/>
+          <w:bCs/>
+        </w:rPr>
+        <w:t xml:space="preserve">real banking desk</w:t>
+      </w:r>
+      <w:r>
+        <w:t xml:space="preserve">: they log in, open accounts, move money, and clear approvals — and every action is scored and enforced</w:t>
       </w:r>
       <w:r>
         <w:t xml:space="preserve"> </w:t>
@@ -1044,7 +1003,23 @@
         <w:t xml:space="preserve">live</w:t>
       </w:r>
       <w:r>
-        <w:t xml:space="preserve">.</w:t>
+        <w:t xml:space="preserve">. A big transfer is held for a second officer, and a suspicious one is flagged and</w:t>
+      </w:r>
+      <w:r>
+        <w:t xml:space="preserve"> </w:t>
+      </w:r>
+      <w:r>
+        <w:rPr>
+          <w:b/>
+          <w:bCs/>
+        </w:rPr>
+        <w:t xml:space="preserve">flashes a red banner</w:t>
+      </w:r>
+      <w:r>
+        <w:t xml:space="preserve"> </w:t>
+      </w:r>
+      <w:r>
+        <w:t xml:space="preserve">on the screen.</w:t>
       </w:r>
     </w:p>
     <w:p>
@@ -1088,7 +1063,55 @@
         <w:t xml:space="preserve"> </w:t>
       </w:r>
       <w:r>
-        <w:t xml:space="preserve">analyst sees. A live control room: which sessions are active, their risk, alerts, the AI’s reasoning, the session replay, a risk heatmap, the access review, and the quantum-safe audit log.</w:t>
+        <w:t xml:space="preserve">analyst sees. A live control room: which sessions are active, their risk, alerts, the AI’s reasoning (an</w:t>
+      </w:r>
+      <w:r>
+        <w:t xml:space="preserve"> </w:t>
+      </w:r>
+      <w:r>
+        <w:rPr>
+          <w:b/>
+          <w:bCs/>
+        </w:rPr>
+        <w:t xml:space="preserve">AI Model Insights</w:t>
+      </w:r>
+      <w:r>
+        <w:t xml:space="preserve"> </w:t>
+      </w:r>
+      <w:r>
+        <w:t xml:space="preserve">panel that shows</w:t>
+      </w:r>
+      <w:r>
+        <w:t xml:space="preserve"> </w:t>
+      </w:r>
+      <w:r>
+        <w:rPr>
+          <w:i/>
+          <w:iCs/>
+        </w:rPr>
+        <w:t xml:space="preserve">which behaviours</w:t>
+      </w:r>
+      <w:r>
+        <w:t xml:space="preserve"> </w:t>
+      </w:r>
+      <w:r>
+        <w:t xml:space="preserve">moved the score), one-click</w:t>
+      </w:r>
+      <w:r>
+        <w:t xml:space="preserve"> </w:t>
+      </w:r>
+      <w:r>
+        <w:rPr>
+          <w:b/>
+          <w:bCs/>
+        </w:rPr>
+        <w:t xml:space="preserve">Lock / Approve / Dismiss</w:t>
+      </w:r>
+      <w:r>
+        <w:t xml:space="preserve"> </w:t>
+      </w:r>
+      <w:r>
+        <w:t xml:space="preserve">buttons, an impact-metrics strip, the session replay, a risk heatmap, the access review, and the quantum-safe audit log.</w:t>
       </w:r>
     </w:p>
     <w:p>
@@ -1128,7 +1151,23 @@
         <w:t xml:space="preserve"> </w:t>
       </w:r>
       <w:r>
-        <w:t xml:space="preserve">on the other, with no refreshing.</w:t>
+        <w:t xml:space="preserve">on the other, with no refreshing. And it starts on</w:t>
+      </w:r>
+      <w:r>
+        <w:t xml:space="preserve"> </w:t>
+      </w:r>
+      <w:r>
+        <w:rPr>
+          <w:b/>
+          <w:bCs/>
+        </w:rPr>
+        <w:t xml:space="preserve">any computer with no compiler or special setup</w:t>
+      </w:r>
+      <w:r>
+        <w:t xml:space="preserve"> </w:t>
+      </w:r>
+      <w:r>
+        <w:t xml:space="preserve">— the quantum-safe crypto has a built-in pure-Python fallback, so a teammate never hits a build error.</w:t>
       </w:r>
     </w:p>
     <w:bookmarkEnd w:id="13"/>
@@ -1137,15 +1176,6 @@
       <w:pPr>
         <w:pStyle w:val="Heading2"/>
       </w:pPr>
-      <w:r>
-        <w:rPr>
-          <w:rStyle w:val="SectionNumber"/>
-        </w:rPr>
-        <w:t xml:space="preserve">2.5</w:t>
-      </w:r>
-      <w:r>
-        <w:tab/>
-      </w:r>
       <w:r>
         <w:t xml:space="preserve">The six things the competition asked for — all done</w:t>
       </w:r>
@@ -1297,15 +1327,6 @@
         <w:pStyle w:val="Heading1"/>
       </w:pPr>
       <w:r>
-        <w:rPr>
-          <w:rStyle w:val="SectionNumber"/>
-        </w:rPr>
-        <w:t xml:space="preserve">3</w:t>
-      </w:r>
-      <w:r>
-        <w:tab/>
-      </w:r>
-      <w:r>
         <w:t xml:space="preserve">PART 2 — The 16 slides</w:t>
       </w:r>
     </w:p>
@@ -1472,15 +1493,6 @@
         <w:pStyle w:val="Heading2"/>
       </w:pPr>
       <w:r>
-        <w:rPr>
-          <w:rStyle w:val="SectionNumber"/>
-        </w:rPr>
-        <w:t xml:space="preserve">3.1</w:t>
-      </w:r>
-      <w:r>
-        <w:tab/>
-      </w:r>
-      <w:r>
         <w:t xml:space="preserve">Slide 1 — Title</w:t>
       </w:r>
     </w:p>
@@ -1681,15 +1693,6 @@
         <w:pStyle w:val="Heading2"/>
       </w:pPr>
       <w:r>
-        <w:rPr>
-          <w:rStyle w:val="SectionNumber"/>
-        </w:rPr>
-        <w:t xml:space="preserve">3.2</w:t>
-      </w:r>
-      <w:r>
-        <w:tab/>
-      </w:r>
-      <w:r>
         <w:t xml:space="preserve">Slide 2 — Problem Statement</w:t>
       </w:r>
     </w:p>
@@ -1895,15 +1898,6 @@
         <w:pStyle w:val="Heading2"/>
       </w:pPr>
       <w:r>
-        <w:rPr>
-          <w:rStyle w:val="SectionNumber"/>
-        </w:rPr>
-        <w:t xml:space="preserve">3.3</w:t>
-      </w:r>
-      <w:r>
-        <w:tab/>
-      </w:r>
-      <w:r>
         <w:t xml:space="preserve">Slide 3 — Pre-Requisite</w:t>
       </w:r>
     </w:p>
@@ -2044,7 +2038,38 @@
         <w:t xml:space="preserve"> </w:t>
       </w:r>
       <w:r>
-        <w:t xml:space="preserve">on SQLite. One-time internet only to install and to build the quantum library.</w:t>
+        <w:t xml:space="preserve">on SQLite. One-time internet only to</w:t>
+      </w:r>
+      <w:r>
+        <w:t xml:space="preserve"> </w:t>
+      </w:r>
+      <w:r>
+        <w:rPr>
+          <w:rStyle w:val="VerbatimChar"/>
+        </w:rPr>
+        <w:t xml:space="preserve">pip install</w:t>
+      </w:r>
+      <w:r>
+        <w:t xml:space="preserve"> </w:t>
+      </w:r>
+      <w:r>
+        <w:t xml:space="preserve">—</w:t>
+      </w:r>
+      <w:r>
+        <w:t xml:space="preserve"> </w:t>
+      </w:r>
+      <w:r>
+        <w:rPr>
+          <w:b/>
+          <w:bCs/>
+        </w:rPr>
+        <w:t xml:space="preserve">no compiler / build step</w:t>
+      </w:r>
+      <w:r>
+        <w:t xml:space="preserve"> </w:t>
+      </w:r>
+      <w:r>
+        <w:t xml:space="preserve">(the quantum library has a pure-Python fallback).</w:t>
       </w:r>
     </w:p>
     <w:p>
@@ -2094,15 +2119,6 @@
         <w:pStyle w:val="Heading2"/>
       </w:pPr>
       <w:r>
-        <w:rPr>
-          <w:rStyle w:val="SectionNumber"/>
-        </w:rPr>
-        <w:t xml:space="preserve">3.4</w:t>
-      </w:r>
-      <w:r>
-        <w:tab/>
-      </w:r>
-      <w:r>
         <w:t xml:space="preserve">Slide 4 — Tools or Resources</w:t>
       </w:r>
     </w:p>
@@ -2257,61 +2273,101 @@
           <w:b/>
           <w:bCs/>
         </w:rPr>
+        <w:t xml:space="preserve">ML-KEM-768</w:t>
+      </w:r>
+      <w:r>
+        <w:t xml:space="preserve"> </w:t>
+      </w:r>
+      <w:r>
+        <w:t xml:space="preserve">(FIPS 203) and</w:t>
+      </w:r>
+      <w:r>
+        <w:t xml:space="preserve"> </w:t>
+      </w:r>
+      <w:r>
+        <w:rPr>
+          <w:b/>
+          <w:bCs/>
+        </w:rPr>
+        <w:t xml:space="preserve">ML-DSA-65</w:t>
+      </w:r>
+      <w:r>
+        <w:t xml:space="preserve"> </w:t>
+      </w:r>
+      <w:r>
+        <w:t xml:space="preserve">(FIPS 204);</w:t>
+      </w:r>
+      <w:r>
+        <w:t xml:space="preserve"> </w:t>
+      </w:r>
+      <w:r>
+        <w:rPr>
+          <w:b/>
+          <w:bCs/>
+        </w:rPr>
+        <w:t xml:space="preserve">AES-256-GCM</w:t>
+      </w:r>
+      <w:r>
+        <w:t xml:space="preserve"> </w:t>
+      </w:r>
+      <w:r>
+        <w:t xml:space="preserve">for the payload. Native</w:t>
+      </w:r>
+      <w:r>
+        <w:t xml:space="preserve"> </w:t>
+      </w:r>
+      <w:r>
+        <w:rPr>
+          <w:b/>
+          <w:bCs/>
+        </w:rPr>
         <w:t xml:space="preserve">liboqs</w:t>
       </w:r>
       <w:r>
         <w:t xml:space="preserve"> </w:t>
       </w:r>
       <w:r>
-        <w:t xml:space="preserve">—</w:t>
-      </w:r>
-      <w:r>
-        <w:t xml:space="preserve"> </w:t>
-      </w:r>
-      <w:r>
-        <w:rPr>
-          <w:b/>
-          <w:bCs/>
-        </w:rPr>
-        <w:t xml:space="preserve">ML-KEM-768</w:t>
-      </w:r>
-      <w:r>
-        <w:t xml:space="preserve"> </w:t>
-      </w:r>
-      <w:r>
-        <w:t xml:space="preserve">(FIPS 203) and</w:t>
-      </w:r>
-      <w:r>
-        <w:t xml:space="preserve"> </w:t>
-      </w:r>
-      <w:r>
-        <w:rPr>
-          <w:b/>
-          <w:bCs/>
-        </w:rPr>
-        <w:t xml:space="preserve">ML-DSA-65</w:t>
-      </w:r>
-      <w:r>
-        <w:t xml:space="preserve"> </w:t>
-      </w:r>
-      <w:r>
-        <w:t xml:space="preserve">(FIPS 204);</w:t>
-      </w:r>
-      <w:r>
-        <w:t xml:space="preserve"> </w:t>
-      </w:r>
-      <w:r>
-        <w:rPr>
-          <w:b/>
-          <w:bCs/>
-        </w:rPr>
-        <w:t xml:space="preserve">AES-256-GCM</w:t>
-      </w:r>
-      <w:r>
-        <w:t xml:space="preserve"> </w:t>
-      </w:r>
-      <w:r>
-        <w:t xml:space="preserve">for the payload.</w:t>
+        <w:t xml:space="preserve">when installed, else a</w:t>
+      </w:r>
+      <w:r>
+        <w:t xml:space="preserve"> </w:t>
+      </w:r>
+      <w:r>
+        <w:rPr>
+          <w:b/>
+          <w:bCs/>
+        </w:rPr>
+        <w:t xml:space="preserve">pure-Python</w:t>
+      </w:r>
+      <w:r>
+        <w:t xml:space="preserve"> </w:t>
+      </w:r>
+      <w:r>
+        <w:t xml:space="preserve">provider (</w:t>
+      </w:r>
+      <w:r>
+        <w:rPr>
+          <w:rStyle w:val="VerbatimChar"/>
+        </w:rPr>
+        <w:t xml:space="preserve">kyber-py</w:t>
+      </w:r>
+      <w:r>
+        <w:t xml:space="preserve"> </w:t>
+      </w:r>
+      <w:r>
+        <w:t xml:space="preserve">/</w:t>
+      </w:r>
+      <w:r>
+        <w:t xml:space="preserve"> </w:t>
+      </w:r>
+      <w:r>
+        <w:rPr>
+          <w:rStyle w:val="VerbatimChar"/>
+        </w:rPr>
+        <w:t xml:space="preserve">dilithium-py</w:t>
+      </w:r>
+      <w:r>
+        <w:t xml:space="preserve">) — no compiler.</w:t>
       </w:r>
     </w:p>
     <w:p>
@@ -2327,6 +2383,28 @@
           <w:b/>
           <w:bCs/>
         </w:rPr>
+        <w:t xml:space="preserve">Banking:</w:t>
+      </w:r>
+      <w:r>
+        <w:t xml:space="preserve"> </w:t>
+      </w:r>
+      <w:r>
+        <w:t xml:space="preserve">a real ledger (accounts + transactions) with maker-checker and fraud controls.</w:t>
+      </w:r>
+    </w:p>
+    <w:p>
+      <w:pPr>
+        <w:pStyle w:val="Compact"/>
+        <w:numPr>
+          <w:ilvl w:val="0"/>
+          <w:numId w:val="1010"/>
+        </w:numPr>
+      </w:pPr>
+      <w:r>
+        <w:rPr>
+          <w:b/>
+          <w:bCs/>
+        </w:rPr>
         <w:t xml:space="preserve">Real-time:</w:t>
       </w:r>
       <w:r>
@@ -2395,7 +2473,7 @@
           <w:b/>
           <w:bCs/>
         </w:rPr>
-        <w:t xml:space="preserve">pytest — 31 automated tests.</w:t>
+        <w:t xml:space="preserve">pytest — 40 automated tests.</w:t>
       </w:r>
     </w:p>
     <w:p>
@@ -2423,7 +2501,7 @@
         <w:t xml:space="preserve"> </w:t>
       </w:r>
       <w:r>
-        <w:t xml:space="preserve">“Standard, production-grade tools. Python and FastAPI for the backend, scikit-learn’s IsolationForest for the AI, React for the two dashboards, and — the special part — real NIST post-quantum algorithms via liboqs. Everything is covered by 31 automated tests.”</w:t>
+        <w:t xml:space="preserve">“Standard, production-grade tools. Python and FastAPI for the backend, scikit-learn’s IsolationForest for the AI, React for the two dashboards, a real banking ledger under the portal, and — the special part — real NIST post-quantum algorithms, which fall back to a pure-Python build so they run on any laptop with no compiler. Everything is covered by 40 automated tests.”</w:t>
       </w:r>
     </w:p>
     <w:bookmarkEnd w:id="19"/>
@@ -2433,15 +2511,6 @@
         <w:pStyle w:val="Heading2"/>
       </w:pPr>
       <w:r>
-        <w:rPr>
-          <w:rStyle w:val="SectionNumber"/>
-        </w:rPr>
-        <w:t xml:space="preserve">3.5</w:t>
-      </w:r>
-      <w:r>
-        <w:tab/>
-      </w:r>
-      <w:r>
         <w:t xml:space="preserve">Slide 5 — Supporting Functional Documents</w:t>
       </w:r>
     </w:p>
@@ -2622,15 +2691,6 @@
         <w:pStyle w:val="Heading2"/>
       </w:pPr>
       <w:r>
-        <w:rPr>
-          <w:rStyle w:val="SectionNumber"/>
-        </w:rPr>
-        <w:t xml:space="preserve">3.6</w:t>
-      </w:r>
-      <w:r>
-        <w:tab/>
-      </w:r>
-      <w:r>
         <w:t xml:space="preserve">Slide 6 — Key Differentiators &amp; Adoption Plan</w:t>
       </w:r>
     </w:p>
@@ -2816,13 +2876,80 @@
           <w:b/>
           <w:bCs/>
         </w:rPr>
+        <w:t xml:space="preserve">A real banking desk, not a mock</w:t>
+      </w:r>
+      <w:r>
+        <w:t xml:space="preserve"> </w:t>
+      </w:r>
+      <w:r>
+        <w:t xml:space="preserve">— staff actually move money; a high-value transfer is</w:t>
+      </w:r>
+      <w:r>
+        <w:t xml:space="preserve"> </w:t>
+      </w:r>
+      <w:r>
+        <w:rPr>
+          <w:b/>
+          <w:bCs/>
+        </w:rPr>
+        <w:t xml:space="preserve">held</w:t>
+      </w:r>
+      <w:r>
+        <w:t xml:space="preserve"> </w:t>
+      </w:r>
+      <w:r>
+        <w:t xml:space="preserve">for a second officer and a suspicious one is</w:t>
+      </w:r>
+      <w:r>
+        <w:t xml:space="preserve"> </w:t>
+      </w:r>
+      <w:r>
+        <w:rPr>
+          <w:b/>
+          <w:bCs/>
+        </w:rPr>
+        <w:t xml:space="preserve">flagged</w:t>
+      </w:r>
+      <w:r>
+        <w:t xml:space="preserve"> </w:t>
+      </w:r>
+      <w:r>
+        <w:t xml:space="preserve">and flashed, so insider risk is shown on real transactions.</w:t>
+      </w:r>
+    </w:p>
+    <w:p>
+      <w:pPr>
+        <w:pStyle w:val="Compact"/>
+        <w:numPr>
+          <w:ilvl w:val="0"/>
+          <w:numId w:val="1012"/>
+        </w:numPr>
+      </w:pPr>
+      <w:r>
+        <w:rPr>
+          <w:b/>
+          <w:bCs/>
+        </w:rPr>
         <w:t xml:space="preserve">Working post-quantum</w:t>
       </w:r>
       <w:r>
         <w:t xml:space="preserve"> </w:t>
       </w:r>
       <w:r>
-        <w:t xml:space="preserve">vault and tamper-evident audit log.</w:t>
+        <w:t xml:space="preserve">vault and tamper-evident audit log — with a</w:t>
+      </w:r>
+      <w:r>
+        <w:t xml:space="preserve"> </w:t>
+      </w:r>
+      <w:r>
+        <w:rPr>
+          <w:b/>
+          <w:bCs/>
+        </w:rPr>
+        <w:t xml:space="preserve">pure-Python fallback so it runs on any machine with no compiler</w:t>
+      </w:r>
+      <w:r>
+        <w:t xml:space="preserve">.</w:t>
       </w:r>
     </w:p>
     <w:p>
@@ -2938,15 +3065,6 @@
         <w:pStyle w:val="Heading2"/>
       </w:pPr>
       <w:r>
-        <w:rPr>
-          <w:rStyle w:val="SectionNumber"/>
-        </w:rPr>
-        <w:t xml:space="preserve">3.7</w:t>
-      </w:r>
-      <w:r>
-        <w:tab/>
-      </w:r>
-      <w:r>
         <w:t xml:space="preserve">Slide 7 — GitHub Repository Link &amp; supporting diagrams</w:t>
       </w:r>
     </w:p>
@@ -3040,7 +3158,7 @@
           <w:b/>
           <w:bCs/>
         </w:rPr>
-        <w:t xml:space="preserve">one-command offline run; 31 tests; prebuilt UI committed.</w:t>
+        <w:t xml:space="preserve">one-command offline run; 40 tests; prebuilt UI committed.</w:t>
       </w:r>
     </w:p>
     <w:p>
@@ -3068,7 +3186,7 @@
         <w:t xml:space="preserve"> </w:t>
       </w:r>
       <w:r>
-        <w:t xml:space="preserve">“Here is the repository. It runs with a single command, fully offline, and ships with 31 passing tests and the prebuilt UI. This is our architecture at a glance — I’ll walk through it properly on the architecture slide.”</w:t>
+        <w:t xml:space="preserve">“Here is the repository. It runs with a single command, fully offline, and ships with 40 passing tests and the prebuilt UI. This is our architecture at a glance — I’ll walk through it properly on the architecture slide.”</w:t>
       </w:r>
     </w:p>
     <w:bookmarkEnd w:id="22"/>
@@ -3078,15 +3196,6 @@
         <w:pStyle w:val="Heading2"/>
       </w:pPr>
       <w:r>
-        <w:rPr>
-          <w:rStyle w:val="SectionNumber"/>
-        </w:rPr>
-        <w:t xml:space="preserve">3.8</w:t>
-      </w:r>
-      <w:r>
-        <w:tab/>
-      </w:r>
-      <w:r>
         <w:t xml:space="preserve">Slide 8 — Business Potential and Relevance</w:t>
       </w:r>
     </w:p>
@@ -3270,15 +3379,6 @@
         <w:pStyle w:val="Heading2"/>
       </w:pPr>
       <w:r>
-        <w:rPr>
-          <w:rStyle w:val="SectionNumber"/>
-        </w:rPr>
-        <w:t xml:space="preserve">3.9</w:t>
-      </w:r>
-      <w:r>
-        <w:tab/>
-      </w:r>
-      <w:r>
         <w:t xml:space="preserve">Slide 9 — Uniqueness of Approach and Solution</w:t>
       </w:r>
     </w:p>
@@ -3528,15 +3628,6 @@
         <w:pStyle w:val="Heading2"/>
       </w:pPr>
       <w:r>
-        <w:rPr>
-          <w:rStyle w:val="SectionNumber"/>
-        </w:rPr>
-        <w:t xml:space="preserve">3.10</w:t>
-      </w:r>
-      <w:r>
-        <w:tab/>
-      </w:r>
-      <w:r>
         <w:t xml:space="preserve">Slide 10 — User Experience</w:t>
       </w:r>
     </w:p>
@@ -3601,7 +3692,17 @@
         <w:t xml:space="preserve"> </w:t>
       </w:r>
       <w:r>
-        <w:t xml:space="preserve">a clean action console; feedback is instant and obvious — green</w:t>
+        <w:t xml:space="preserve">a real banking desk (</w:t>
+      </w:r>
+      <w:r>
+        <w:rPr>
+          <w:b/>
+          <w:bCs/>
+        </w:rPr>
+        <w:t xml:space="preserve">Accounts, Payments, Transactions, Approvals</w:t>
+      </w:r>
+      <w:r>
+        <w:t xml:space="preserve">) plus the action console; feedback is instant and obvious — green</w:t>
       </w:r>
       <w:r>
         <w:t xml:space="preserve"> </w:t>
@@ -3640,6 +3741,19 @@
         <w:t xml:space="preserve">held-for-approval</w:t>
       </w:r>
       <w:r>
+        <w:t xml:space="preserve">, a red</w:t>
+      </w:r>
+      <w:r>
+        <w:t xml:space="preserve"> </w:t>
+      </w:r>
+      <w:r>
+        <w:rPr>
+          <w:b/>
+          <w:bCs/>
+        </w:rPr>
+        <w:t xml:space="preserve">flagged/fraud flash banner</w:t>
+      </w:r>
+      <w:r>
         <w:t xml:space="preserve">, or a full-screen red</w:t>
       </w:r>
       <w:r>
@@ -3770,15 +3884,6 @@
         <w:pStyle w:val="Heading2"/>
       </w:pPr>
       <w:r>
-        <w:rPr>
-          <w:rStyle w:val="SectionNumber"/>
-        </w:rPr>
-        <w:t xml:space="preserve">3.11</w:t>
-      </w:r>
-      <w:r>
-        <w:tab/>
-      </w:r>
-      <w:r>
         <w:t xml:space="preserve">Slide 11 — Scalability</w:t>
       </w:r>
     </w:p>
@@ -3967,15 +4072,6 @@
         <w:pStyle w:val="Heading2"/>
       </w:pPr>
       <w:r>
-        <w:rPr>
-          <w:rStyle w:val="SectionNumber"/>
-        </w:rPr>
-        <w:t xml:space="preserve">3.12</w:t>
-      </w:r>
-      <w:r>
-        <w:tab/>
-      </w:r>
-      <w:r>
         <w:t xml:space="preserve">Slide 12 — Ease of Deployment and Maintenance</w:t>
       </w:r>
     </w:p>
@@ -4077,6 +4173,90 @@
           <w:b/>
           <w:bCs/>
         </w:rPr>
+        <w:t xml:space="preserve">No compiler, no build step</w:t>
+      </w:r>
+      <w:r>
+        <w:t xml:space="preserve"> </w:t>
+      </w:r>
+      <w:r>
+        <w:t xml:space="preserve">— the post-quantum layer auto-falls-back to pure Python, so it starts on any teammate’s machine (no</w:t>
+      </w:r>
+      <w:r>
+        <w:t xml:space="preserve"> </w:t>
+      </w:r>
+      <w:r>
+        <w:rPr>
+          <w:i/>
+          <w:iCs/>
+        </w:rPr>
+        <w:t xml:space="preserve">“oqs shared libraries not found”</w:t>
+      </w:r>
+      <w:r>
+        <w:t xml:space="preserve"> </w:t>
+      </w:r>
+      <w:r>
+        <w:t xml:space="preserve">wall).</w:t>
+      </w:r>
+    </w:p>
+    <w:p>
+      <w:pPr>
+        <w:pStyle w:val="Compact"/>
+        <w:numPr>
+          <w:ilvl w:val="0"/>
+          <w:numId w:val="1019"/>
+        </w:numPr>
+      </w:pPr>
+      <w:r>
+        <w:rPr>
+          <w:b/>
+          <w:bCs/>
+        </w:rPr>
+        <w:t xml:space="preserve">Two-computer LAN demo</w:t>
+      </w:r>
+      <w:r>
+        <w:t xml:space="preserve"> </w:t>
+      </w:r>
+      <w:r>
+        <w:t xml:space="preserve">— the server binds</w:t>
+      </w:r>
+      <w:r>
+        <w:t xml:space="preserve"> </w:t>
+      </w:r>
+      <w:r>
+        <w:rPr>
+          <w:rStyle w:val="VerbatimChar"/>
+        </w:rPr>
+        <w:t xml:space="preserve">0.0.0.0</w:t>
+      </w:r>
+      <w:r>
+        <w:t xml:space="preserve">, so a second machine watches live at</w:t>
+      </w:r>
+      <w:r>
+        <w:t xml:space="preserve"> </w:t>
+      </w:r>
+      <w:r>
+        <w:rPr>
+          <w:rStyle w:val="VerbatimChar"/>
+        </w:rPr>
+        <w:t xml:space="preserve">http://&lt;host-ip&gt;:8000</w:t>
+      </w:r>
+      <w:r>
+        <w:t xml:space="preserve">.</w:t>
+      </w:r>
+    </w:p>
+    <w:p>
+      <w:pPr>
+        <w:pStyle w:val="Compact"/>
+        <w:numPr>
+          <w:ilvl w:val="0"/>
+          <w:numId w:val="1019"/>
+        </w:numPr>
+      </w:pPr>
+      <w:r>
+        <w:rPr>
+          <w:b/>
+          <w:bCs/>
+        </w:rPr>
         <w:t xml:space="preserve">Docker</w:t>
       </w:r>
       <w:r>
@@ -4158,7 +4338,7 @@
           <w:b/>
           <w:bCs/>
         </w:rPr>
-        <w:t xml:space="preserve">31 automated tests</w:t>
+        <w:t xml:space="preserve">40 automated tests</w:t>
       </w:r>
       <w:r>
         <w:t xml:space="preserve"> </w:t>
@@ -4189,7 +4369,26 @@
         <w:t xml:space="preserve">one swappable module</w:t>
       </w:r>
       <w:r>
-        <w:t xml:space="preserve">.</w:t>
+        <w:t xml:space="preserve"> </w:t>
+      </w:r>
+      <w:r>
+        <w:t xml:space="preserve">(native library</w:t>
+      </w:r>
+      <w:r>
+        <w:t xml:space="preserve"> </w:t>
+      </w:r>
+      <w:r>
+        <w:rPr>
+          <w:i/>
+          <w:iCs/>
+        </w:rPr>
+        <w:t xml:space="preserve">or</w:t>
+      </w:r>
+      <w:r>
+        <w:t xml:space="preserve"> </w:t>
+      </w:r>
+      <w:r>
+        <w:t xml:space="preserve">pure Python).</w:t>
       </w:r>
     </w:p>
     <w:p>
@@ -4209,7 +4408,7 @@
         <w:t xml:space="preserve"> </w:t>
       </w:r>
       <w:r>
-        <w:t xml:space="preserve">“One command brings up the database, the AI, both dashboards and the API — offline. It’s containerised, fully tested, and the crypto is behind a single interface so providers can be swapped without touching the app. A new engineer can run it in under a minute.”</w:t>
+        <w:t xml:space="preserve">“One command brings up the database, the AI, both dashboards and the API — offline, with no compiler needed, so it runs on any laptop. It’s containerised, fully tested, and the crypto is behind a single interface with a pure-Python fallback, so providers swap without touching the app. A new engineer can run it in under a minute, and two computers can share one live demo over Wi-Fi.”</w:t>
       </w:r>
     </w:p>
     <w:bookmarkEnd w:id="27"/>
@@ -4219,15 +4418,6 @@
         <w:pStyle w:val="Heading2"/>
       </w:pPr>
       <w:r>
-        <w:rPr>
-          <w:rStyle w:val="SectionNumber"/>
-        </w:rPr>
-        <w:t xml:space="preserve">3.13</w:t>
-      </w:r>
-      <w:r>
-        <w:tab/>
-      </w:r>
-      <w:r>
         <w:t xml:space="preserve">Slide 13 — Security Considerations</w:t>
       </w:r>
     </w:p>
@@ -4497,15 +4687,6 @@
         <w:pStyle w:val="Heading2"/>
       </w:pPr>
       <w:r>
-        <w:rPr>
-          <w:rStyle w:val="SectionNumber"/>
-        </w:rPr>
-        <w:t xml:space="preserve">3.14</w:t>
-      </w:r>
-      <w:r>
-        <w:tab/>
-      </w:r>
-      <w:r>
         <w:t xml:space="preserve">Slide 14 — Architecture Diagram &amp; Images</w:t>
       </w:r>
     </w:p>
@@ -4610,15 +4791,6 @@
         <w:pStyle w:val="Heading2"/>
       </w:pPr>
       <w:r>
-        <w:rPr>
-          <w:rStyle w:val="SectionNumber"/>
-        </w:rPr>
-        <w:t xml:space="preserve">3.15</w:t>
-      </w:r>
-      <w:r>
-        <w:tab/>
-      </w:r>
-      <w:r>
         <w:t xml:space="preserve">Slide 15 — Solution Screenshots, Video &amp; GitHub Link</w:t>
       </w:r>
     </w:p>
@@ -4886,15 +5058,6 @@
       <w:pPr>
         <w:pStyle w:val="Heading2"/>
       </w:pPr>
-      <w:r>
-        <w:rPr>
-          <w:rStyle w:val="SectionNumber"/>
-        </w:rPr>
-        <w:t xml:space="preserve">3.16</w:t>
-      </w:r>
-      <w:r>
-        <w:tab/>
-      </w:r>
       <w:r>
         <w:t xml:space="preserve">Slide 16 — Thank You</w:t>
       </w:r>
@@ -4954,21 +5117,12 @@
     </w:p>
     <w:bookmarkEnd w:id="31"/>
     <w:bookmarkEnd w:id="32"/>
-    <w:bookmarkStart w:id="61" w:name="part-3-every-diagram-explained-simply"/>
+    <w:bookmarkStart w:id="65" w:name="part-3-every-diagram-explained-simply"/>
     <w:p>
       <w:pPr>
         <w:pStyle w:val="Heading1"/>
       </w:pPr>
       <w:r>
-        <w:rPr>
-          <w:rStyle w:val="SectionNumber"/>
-        </w:rPr>
-        <w:t xml:space="preserve">4</w:t>
-      </w:r>
-      <w:r>
-        <w:tab/>
-      </w:r>
-      <w:r>
         <w:t xml:space="preserve">PART 3 — Every diagram explained simply</w:t>
       </w:r>
     </w:p>
@@ -4987,7 +5141,7 @@
           <w:b/>
           <w:bCs/>
         </w:rPr>
-        <w:t xml:space="preserve">seven</w:t>
+        <w:t xml:space="preserve">eight</w:t>
       </w:r>
       <w:r>
         <w:t xml:space="preserve"> </w:t>
@@ -5001,15 +5155,6 @@
       <w:pPr>
         <w:pStyle w:val="Heading2"/>
       </w:pPr>
-      <w:r>
-        <w:rPr>
-          <w:rStyle w:val="SectionNumber"/>
-        </w:rPr>
-        <w:t xml:space="preserve">4.1</w:t>
-      </w:r>
-      <w:r>
-        <w:tab/>
-      </w:r>
       <w:r>
         <w:t xml:space="preserve">Diagram 1 — System Architecture (the big picture)</w:t>
       </w:r>
@@ -5583,15 +5728,6 @@
         <w:pStyle w:val="Heading2"/>
       </w:pPr>
       <w:r>
-        <w:rPr>
-          <w:rStyle w:val="SectionNumber"/>
-        </w:rPr>
-        <w:t xml:space="preserve">4.2</w:t>
-      </w:r>
-      <w:r>
-        <w:tab/>
-      </w:r>
-      <w:r>
         <w:t xml:space="preserve">Diagram 2 — Data Model (the database tables)</w:t>
       </w:r>
     </w:p>
@@ -5602,9 +5738,9 @@
       <w:r>
         <w:drawing>
           <wp:inline>
-            <wp:extent cx="5334000" cy="3517008"/>
+            <wp:extent cx="5334000" cy="3758803"/>
             <wp:effectExtent b="0" l="0" r="0" t="0"/>
-            <wp:docPr descr="Entity model — the seven tables and how they connect." title="" id="38" name="Picture"/>
+            <wp:docPr descr="Entity model — the nine tables and how they connect." title="" id="38" name="Picture"/>
             <a:graphic>
               <a:graphicData uri="http://schemas.openxmlformats.org/drawingml/2006/picture">
                 <pic:pic>
@@ -5623,7 +5759,7 @@
                   <pic:spPr bwMode="auto">
                     <a:xfrm>
                       <a:off x="0" y="0"/>
-                      <a:ext cx="5334000" cy="3517008"/>
+                      <a:ext cx="5334000" cy="3758803"/>
                     </a:xfrm>
                     <a:prstGeom prst="rect">
                       <a:avLst/>
@@ -5647,7 +5783,7 @@
         <w:pStyle w:val="ImageCaption"/>
       </w:pPr>
       <w:r>
-        <w:t xml:space="preserve">Entity model — the seven tables and how they connect.</w:t>
+        <w:t xml:space="preserve">Entity model — the nine tables and how they connect.</w:t>
       </w:r>
     </w:p>
     <w:p>
@@ -5671,7 +5807,7 @@
         <w:t xml:space="preserve"> </w:t>
       </w:r>
       <w:r>
-        <w:t xml:space="preserve">— seven drawers and how they reference each other.</w:t>
+        <w:t xml:space="preserve">— nine drawers and how they reference each other.</w:t>
       </w:r>
     </w:p>
     <w:p>
@@ -5991,6 +6127,80 @@
     </w:p>
     <w:p>
       <w:pPr>
+        <w:pStyle w:val="Compact"/>
+        <w:numPr>
+          <w:ilvl w:val="0"/>
+          <w:numId w:val="1023"/>
+        </w:numPr>
+      </w:pPr>
+      <w:r>
+        <w:rPr>
+          <w:b/>
+          <w:bCs/>
+        </w:rPr>
+        <w:t xml:space="preserve">BANKACCOUNT</w:t>
+      </w:r>
+      <w:r>
+        <w:t xml:space="preserve"> </w:t>
+      </w:r>
+      <w:r>
+        <w:t xml:space="preserve">— a real bank account: number, holder, type, branch, balance, and status (active/frozen).</w:t>
+      </w:r>
+      <w:r>
+        <w:t xml:space="preserve"> </w:t>
+      </w:r>
+      <w:r>
+        <w:rPr>
+          <w:i/>
+          <w:iCs/>
+        </w:rPr>
+        <w:t xml:space="preserve">(A customer’s passbook.)</w:t>
+      </w:r>
+    </w:p>
+    <w:p>
+      <w:pPr>
+        <w:pStyle w:val="Compact"/>
+        <w:numPr>
+          <w:ilvl w:val="0"/>
+          <w:numId w:val="1023"/>
+        </w:numPr>
+      </w:pPr>
+      <w:r>
+        <w:rPr>
+          <w:b/>
+          <w:bCs/>
+        </w:rPr>
+        <w:t xml:space="preserve">BANKTRANSACTION</w:t>
+      </w:r>
+      <w:r>
+        <w:t xml:space="preserve"> </w:t>
+      </w:r>
+      <w:r>
+        <w:t xml:space="preserve">— one money movement: from/to, amount, mode, status (</w:t>
+      </w:r>
+      <w:r>
+        <w:rPr>
+          <w:b/>
+          <w:bCs/>
+        </w:rPr>
+        <w:t xml:space="preserve">cleared / held / flagged</w:t>
+      </w:r>
+      <w:r>
+        <w:t xml:space="preserve">), who made it, and any fraud reason.</w:t>
+      </w:r>
+      <w:r>
+        <w:t xml:space="preserve"> </w:t>
+      </w:r>
+      <w:r>
+        <w:rPr>
+          <w:i/>
+          <w:iCs/>
+        </w:rPr>
+        <w:t xml:space="preserve">(A line in the bank ledger.)</w:t>
+      </w:r>
+    </w:p>
+    <w:p>
+      <w:pPr>
         <w:pStyle w:val="FirstParagraph"/>
       </w:pPr>
       <w:r>
@@ -6019,7 +6229,7 @@
         <w:t xml:space="preserve">“one-to-many”</w:t>
       </w:r>
       <w:r>
-        <w:t xml:space="preserve">: one USER has many SESSIONS; one SESSION has many EVENTS and a command recording.</w:t>
+        <w:t xml:space="preserve">: one USER has many SESSIONS; one SESSION has many EVENTS and a command recording; one BANKACCOUNT has many BANKTRANSACTIONS.</w:t>
       </w:r>
       <w:r>
         <w:t xml:space="preserve"> </w:t>
@@ -6041,25 +6251,35 @@
         <w:t xml:space="preserve"> </w:t>
       </w:r>
       <w:r>
-        <w:t xml:space="preserve">“session recording”</w:t>
-      </w:r>
-      <w:r>
-        <w:t xml:space="preserve"> </w:t>
-      </w:r>
-      <w:r>
-        <w:t xml:space="preserve">and</w:t>
-      </w:r>
-      <w:r>
-        <w:t xml:space="preserve"> </w:t>
-      </w:r>
-      <w:r>
-        <w:t xml:space="preserve">“access expiry”</w:t>
-      </w:r>
-      <w:r>
-        <w:t xml:space="preserve"> </w:t>
-      </w:r>
-      <w:r>
-        <w:t xml:space="preserve">are first-class, real features — not just words.</w:t>
+        <w:t xml:space="preserve">“session recording,”</w:t>
+      </w:r>
+      <w:r>
+        <w:t xml:space="preserve"> </w:t>
+      </w:r>
+      <w:r>
+        <w:t xml:space="preserve">“access expiry,”</w:t>
+      </w:r>
+      <w:r>
+        <w:t xml:space="preserve"> </w:t>
+      </w:r>
+      <w:r>
+        <w:t xml:space="preserve">and a</w:t>
+      </w:r>
+      <w:r>
+        <w:t xml:space="preserve"> </w:t>
+      </w:r>
+      <w:r>
+        <w:rPr>
+          <w:b/>
+          <w:bCs/>
+        </w:rPr>
+        <w:t xml:space="preserve">real banking ledger</w:t>
+      </w:r>
+      <w:r>
+        <w:t xml:space="preserve"> </w:t>
+      </w:r>
+      <w:r>
+        <w:t xml:space="preserve">are first-class features — not just words.</w:t>
       </w:r>
     </w:p>
     <w:bookmarkEnd w:id="40"/>
@@ -6068,15 +6288,6 @@
       <w:pPr>
         <w:pStyle w:val="Heading2"/>
       </w:pPr>
-      <w:r>
-        <w:rPr>
-          <w:rStyle w:val="SectionNumber"/>
-        </w:rPr>
-        <w:t xml:space="preserve">4.3</w:t>
-      </w:r>
-      <w:r>
-        <w:tab/>
-      </w:r>
       <w:r>
         <w:t xml:space="preserve">Diagram 3 — Scoring Pipeline (how the number is made)</w:t>
       </w:r>
@@ -6487,15 +6698,6 @@
         <w:pStyle w:val="Heading2"/>
       </w:pPr>
       <w:r>
-        <w:rPr>
-          <w:rStyle w:val="SectionNumber"/>
-        </w:rPr>
-        <w:t xml:space="preserve">4.4</w:t>
-      </w:r>
-      <w:r>
-        <w:tab/>
-      </w:r>
-      <w:r>
         <w:t xml:space="preserve">Diagram 4 — The Three Insider Types (one engine, three responses)</w:t>
       </w:r>
     </w:p>
@@ -6712,15 +6914,6 @@
         <w:pStyle w:val="Heading2"/>
       </w:pPr>
       <w:r>
-        <w:rPr>
-          <w:rStyle w:val="SectionNumber"/>
-        </w:rPr>
-        <w:t xml:space="preserve">4.5</w:t>
-      </w:r>
-      <w:r>
-        <w:tab/>
-      </w:r>
-      <w:r>
         <w:t xml:space="preserve">Diagram 5 — Live Enforcement (what happens the instant you click)</w:t>
       </w:r>
     </w:p>
@@ -7089,15 +7282,6 @@
         <w:pStyle w:val="Heading2"/>
       </w:pPr>
       <w:r>
-        <w:rPr>
-          <w:rStyle w:val="SectionNumber"/>
-        </w:rPr>
-        <w:t xml:space="preserve">4.6</w:t>
-      </w:r>
-      <w:r>
-        <w:tab/>
-      </w:r>
-      <w:r>
         <w:t xml:space="preserve">Diagram 6 — Post-Quantum Credential Vault</w:t>
       </w:r>
     </w:p>
@@ -7372,15 +7556,6 @@
         <w:pStyle w:val="Heading2"/>
       </w:pPr>
       <w:r>
-        <w:rPr>
-          <w:rStyle w:val="SectionNumber"/>
-        </w:rPr>
-        <w:t xml:space="preserve">4.7</w:t>
-      </w:r>
-      <w:r>
-        <w:tab/>
-      </w:r>
-      <w:r>
         <w:t xml:space="preserve">Diagram 7 — Tamper-Evident Audit Chain</w:t>
       </w:r>
     </w:p>
@@ -7702,6 +7877,362 @@
         <w:t xml:space="preserve">, and the chain instantly turns red at entry #1 — a dramatic, undeniable proof.</w:t>
       </w:r>
     </w:p>
+    <w:bookmarkEnd w:id="60"/>
+    <w:bookmarkStart w:id="64" w:name="Xb274ebb4d132f7331f6c9310937b72f815bc06b"/>
+    <w:p>
+      <w:pPr>
+        <w:pStyle w:val="Heading2"/>
+      </w:pPr>
+      <w:r>
+        <w:t xml:space="preserve">Diagram 8 — Core-Banking Transfer Flow (money meets the guard)</w:t>
+      </w:r>
+    </w:p>
+    <w:p>
+      <w:pPr>
+        <w:pStyle w:val="CaptionedFigure"/>
+      </w:pPr>
+      <w:r>
+        <w:drawing>
+          <wp:inline>
+            <wp:extent cx="5334000" cy="2219721"/>
+            <wp:effectExtent b="0" l="0" r="0" t="0"/>
+            <wp:docPr descr="Core-banking flow — a transfer is checked for fraud and session risk, then cleared, held, or flagged." title="" id="62" name="Picture"/>
+            <a:graphic>
+              <a:graphicData uri="http://schemas.openxmlformats.org/drawingml/2006/picture">
+                <pic:pic>
+                  <pic:nvPicPr>
+                    <pic:cNvPr descr="img/bank_flow.png" id="63" name="Picture"/>
+                    <pic:cNvPicPr>
+                      <a:picLocks noChangeArrowheads="1" noChangeAspect="1"/>
+                    </pic:cNvPicPr>
+                  </pic:nvPicPr>
+                  <pic:blipFill>
+                    <a:blip r:embed="rId61"/>
+                    <a:stretch>
+                      <a:fillRect/>
+                    </a:stretch>
+                  </pic:blipFill>
+                  <pic:spPr bwMode="auto">
+                    <a:xfrm>
+                      <a:off x="0" y="0"/>
+                      <a:ext cx="5334000" cy="2219721"/>
+                    </a:xfrm>
+                    <a:prstGeom prst="rect">
+                      <a:avLst/>
+                    </a:prstGeom>
+                    <a:noFill/>
+                    <a:ln w="9525">
+                      <a:noFill/>
+                      <a:headEnd/>
+                      <a:tailEnd/>
+                    </a:ln>
+                  </pic:spPr>
+                </pic:pic>
+              </a:graphicData>
+            </a:graphic>
+          </wp:inline>
+        </w:drawing>
+      </w:r>
+    </w:p>
+    <w:p>
+      <w:pPr>
+        <w:pStyle w:val="ImageCaption"/>
+      </w:pPr>
+      <w:r>
+        <w:t xml:space="preserve">Core-banking flow — a transfer is checked for fraud and session risk, then cleared, held, or flagged.</w:t>
+      </w:r>
+    </w:p>
+    <w:p>
+      <w:pPr>
+        <w:pStyle w:val="BodyText"/>
+      </w:pPr>
+      <w:r>
+        <w:t xml:space="preserve">This is what happens when a portal user clicks</w:t>
+      </w:r>
+      <w:r>
+        <w:t xml:space="preserve"> </w:t>
+      </w:r>
+      <w:r>
+        <w:rPr>
+          <w:b/>
+          <w:bCs/>
+        </w:rPr>
+        <w:t xml:space="preserve">Send</w:t>
+      </w:r>
+      <w:r>
+        <w:t xml:space="preserve"> </w:t>
+      </w:r>
+      <w:r>
+        <w:t xml:space="preserve">on a transfer. Read it top to bottom — one payment walks through three gates before any money moves.</w:t>
+      </w:r>
+    </w:p>
+    <w:p>
+      <w:pPr>
+        <w:pStyle w:val="Compact"/>
+        <w:numPr>
+          <w:ilvl w:val="0"/>
+          <w:numId w:val="1032"/>
+        </w:numPr>
+      </w:pPr>
+      <w:r>
+        <w:rPr>
+          <w:b/>
+          <w:bCs/>
+        </w:rPr>
+        <w:t xml:space="preserve">A transfer is submitted</w:t>
+      </w:r>
+      <w:r>
+        <w:t xml:space="preserve"> </w:t>
+      </w:r>
+      <w:r>
+        <w:t xml:space="preserve">(from account, to a payee, an amount, a mode like NEFT/RTGS).</w:t>
+      </w:r>
+    </w:p>
+    <w:p>
+      <w:pPr>
+        <w:pStyle w:val="Compact"/>
+        <w:numPr>
+          <w:ilvl w:val="0"/>
+          <w:numId w:val="1032"/>
+        </w:numPr>
+      </w:pPr>
+      <w:r>
+        <w:rPr>
+          <w:b/>
+          <w:bCs/>
+        </w:rPr>
+        <w:t xml:space="preserve">Fraud check.</w:t>
+      </w:r>
+      <w:r>
+        <w:t xml:space="preserve"> </w:t>
+      </w:r>
+      <w:r>
+        <w:t xml:space="preserve">Is the payee on the</w:t>
+      </w:r>
+      <w:r>
+        <w:t xml:space="preserve"> </w:t>
+      </w:r>
+      <w:r>
+        <w:rPr>
+          <w:b/>
+          <w:bCs/>
+        </w:rPr>
+        <w:t xml:space="preserve">watchlist</w:t>
+      </w:r>
+      <w:r>
+        <w:t xml:space="preserve">? Is the amount</w:t>
+      </w:r>
+      <w:r>
+        <w:t xml:space="preserve"> </w:t>
+      </w:r>
+      <w:r>
+        <w:rPr>
+          <w:b/>
+          <w:bCs/>
+        </w:rPr>
+        <w:t xml:space="preserve">huge</w:t>
+      </w:r>
+      <w:r>
+        <w:t xml:space="preserve"> </w:t>
+      </w:r>
+      <w:r>
+        <w:t xml:space="preserve">(&gt;= Rs 10,00,000)? Is the</w:t>
+      </w:r>
+      <w:r>
+        <w:t xml:space="preserve"> </w:t>
+      </w:r>
+      <w:r>
+        <w:rPr>
+          <w:b/>
+          <w:bCs/>
+        </w:rPr>
+        <w:t xml:space="preserve">live session risk high</w:t>
+      </w:r>
+      <w:r>
+        <w:t xml:space="preserve"> </w:t>
+      </w:r>
+      <w:r>
+        <w:t xml:space="preserve">(&gt;= 70, i.e. the insider engine already distrusts this session)? If any is true -&gt;</w:t>
+      </w:r>
+      <w:r>
+        <w:t xml:space="preserve"> </w:t>
+      </w:r>
+      <w:r>
+        <w:rPr>
+          <w:b/>
+          <w:bCs/>
+        </w:rPr>
+        <w:t xml:space="preserve">FLAGGED</w:t>
+      </w:r>
+      <w:r>
+        <w:t xml:space="preserve">: the money does</w:t>
+      </w:r>
+      <w:r>
+        <w:t xml:space="preserve"> </w:t>
+      </w:r>
+      <w:r>
+        <w:rPr>
+          <w:b/>
+          <w:bCs/>
+        </w:rPr>
+        <w:t xml:space="preserve">not</w:t>
+      </w:r>
+      <w:r>
+        <w:t xml:space="preserve"> </w:t>
+      </w:r>
+      <w:r>
+        <w:t xml:space="preserve">move and a</w:t>
+      </w:r>
+      <w:r>
+        <w:t xml:space="preserve"> </w:t>
+      </w:r>
+      <w:r>
+        <w:rPr>
+          <w:b/>
+          <w:bCs/>
+        </w:rPr>
+        <w:t xml:space="preserve">CRITICAL</w:t>
+      </w:r>
+      <w:r>
+        <w:t xml:space="preserve"> </w:t>
+      </w:r>
+      <w:r>
+        <w:t xml:space="preserve">alert flashes to the SOC.</w:t>
+      </w:r>
+    </w:p>
+    <w:p>
+      <w:pPr>
+        <w:pStyle w:val="Compact"/>
+        <w:numPr>
+          <w:ilvl w:val="0"/>
+          <w:numId w:val="1032"/>
+        </w:numPr>
+      </w:pPr>
+      <w:r>
+        <w:rPr>
+          <w:b/>
+          <w:bCs/>
+        </w:rPr>
+        <w:t xml:space="preserve">High-value check.</w:t>
+      </w:r>
+      <w:r>
+        <w:t xml:space="preserve"> </w:t>
+      </w:r>
+      <w:r>
+        <w:t xml:space="preserve">If it’s large (&gt; Rs 2,00,000) -&gt;</w:t>
+      </w:r>
+      <w:r>
+        <w:t xml:space="preserve"> </w:t>
+      </w:r>
+      <w:r>
+        <w:rPr>
+          <w:b/>
+          <w:bCs/>
+        </w:rPr>
+        <w:t xml:space="preserve">HELD</w:t>
+      </w:r>
+      <w:r>
+        <w:t xml:space="preserve">: parked for a</w:t>
+      </w:r>
+      <w:r>
+        <w:t xml:space="preserve"> </w:t>
+      </w:r>
+      <w:r>
+        <w:rPr>
+          <w:b/>
+          <w:bCs/>
+        </w:rPr>
+        <w:t xml:space="preserve">second officer</w:t>
+      </w:r>
+      <w:r>
+        <w:t xml:space="preserve"> </w:t>
+      </w:r>
+      <w:r>
+        <w:t xml:space="preserve">to approve or reject (maker-checker). Nothing moves yet.</w:t>
+      </w:r>
+    </w:p>
+    <w:p>
+      <w:pPr>
+        <w:pStyle w:val="Compact"/>
+        <w:numPr>
+          <w:ilvl w:val="0"/>
+          <w:numId w:val="1032"/>
+        </w:numPr>
+      </w:pPr>
+      <w:r>
+        <w:rPr>
+          <w:b/>
+          <w:bCs/>
+        </w:rPr>
+        <w:t xml:space="preserve">Otherwise -&gt; CLEARED:</w:t>
+      </w:r>
+      <w:r>
+        <w:t xml:space="preserve"> </w:t>
+      </w:r>
+      <w:r>
+        <w:t xml:space="preserve">the money moves immediately (assuming funds are there and the account isn’t frozen).</w:t>
+      </w:r>
+    </w:p>
+    <w:p>
+      <w:pPr>
+        <w:pStyle w:val="FirstParagraph"/>
+      </w:pPr>
+      <w:r>
+        <w:rPr>
+          <w:b/>
+          <w:bCs/>
+        </w:rPr>
+        <w:t xml:space="preserve">Why it matters:</w:t>
+      </w:r>
+      <w:r>
+        <w:t xml:space="preserve"> </w:t>
+      </w:r>
+      <w:r>
+        <w:t xml:space="preserve">it shows the insider engine and the banking floor are</w:t>
+      </w:r>
+      <w:r>
+        <w:t xml:space="preserve"> </w:t>
+      </w:r>
+      <w:r>
+        <w:rPr>
+          <w:b/>
+          <w:bCs/>
+        </w:rPr>
+        <w:t xml:space="preserve">one loop</w:t>
+      </w:r>
+      <w:r>
+        <w:t xml:space="preserve"> </w:t>
+      </w:r>
+      <w:r>
+        <w:t xml:space="preserve">— the same risk score that flags a session also</w:t>
+      </w:r>
+      <w:r>
+        <w:t xml:space="preserve"> </w:t>
+      </w:r>
+      <w:r>
+        <w:rPr>
+          <w:b/>
+          <w:bCs/>
+        </w:rPr>
+        <w:t xml:space="preserve">stops the money</w:t>
+      </w:r>
+      <w:r>
+        <w:t xml:space="preserve">. The judges see fraud controls acting on</w:t>
+      </w:r>
+      <w:r>
+        <w:t xml:space="preserve"> </w:t>
+      </w:r>
+      <w:r>
+        <w:rPr>
+          <w:i/>
+          <w:iCs/>
+        </w:rPr>
+        <w:t xml:space="preserve">real transactions</w:t>
+      </w:r>
+      <w:r>
+        <w:t xml:space="preserve">, not a toy demo.</w:t>
+      </w:r>
+    </w:p>
     <w:p>
       <w:r>
         <w:pict>
@@ -7709,23 +8240,14 @@
         </w:pict>
       </w:r>
     </w:p>
-    <w:bookmarkEnd w:id="60"/>
-    <w:bookmarkEnd w:id="61"/>
-    <w:bookmarkStart w:id="62" w:name="part-4-every-word-explained-simply"/>
+    <w:bookmarkEnd w:id="64"/>
+    <w:bookmarkEnd w:id="65"/>
+    <w:bookmarkStart w:id="66" w:name="part-4-every-word-explained-simply"/>
     <w:p>
       <w:pPr>
         <w:pStyle w:val="Heading1"/>
       </w:pPr>
       <w:r>
-        <w:rPr>
-          <w:rStyle w:val="SectionNumber"/>
-        </w:rPr>
-        <w:t xml:space="preserve">5</w:t>
-      </w:r>
-      <w:r>
-        <w:tab/>
-      </w:r>
-      <w:r>
         <w:t xml:space="preserve">PART 4 — Every word explained simply</w:t>
       </w:r>
     </w:p>
@@ -7734,7 +8256,7 @@
         <w:pStyle w:val="Compact"/>
         <w:numPr>
           <w:ilvl w:val="0"/>
-          <w:numId w:val="1032"/>
+          <w:numId w:val="1033"/>
         </w:numPr>
       </w:pPr>
       <w:r>
@@ -7766,7 +8288,7 @@
         <w:pStyle w:val="Compact"/>
         <w:numPr>
           <w:ilvl w:val="0"/>
-          <w:numId w:val="1032"/>
+          <w:numId w:val="1033"/>
         </w:numPr>
       </w:pPr>
       <w:r>
@@ -7788,7 +8310,7 @@
         <w:pStyle w:val="Compact"/>
         <w:numPr>
           <w:ilvl w:val="0"/>
-          <w:numId w:val="1032"/>
+          <w:numId w:val="1033"/>
         </w:numPr>
       </w:pPr>
       <w:r>
@@ -7820,7 +8342,7 @@
         <w:pStyle w:val="Compact"/>
         <w:numPr>
           <w:ilvl w:val="0"/>
-          <w:numId w:val="1032"/>
+          <w:numId w:val="1033"/>
         </w:numPr>
       </w:pPr>
       <w:r>
@@ -7858,7 +8380,7 @@
         <w:pStyle w:val="Compact"/>
         <w:numPr>
           <w:ilvl w:val="0"/>
-          <w:numId w:val="1032"/>
+          <w:numId w:val="1033"/>
         </w:numPr>
       </w:pPr>
       <w:r>
@@ -7880,7 +8402,7 @@
         <w:pStyle w:val="Compact"/>
         <w:numPr>
           <w:ilvl w:val="0"/>
-          <w:numId w:val="1032"/>
+          <w:numId w:val="1033"/>
         </w:numPr>
       </w:pPr>
       <w:r>
@@ -7902,7 +8424,7 @@
         <w:pStyle w:val="Compact"/>
         <w:numPr>
           <w:ilvl w:val="0"/>
-          <w:numId w:val="1032"/>
+          <w:numId w:val="1033"/>
         </w:numPr>
       </w:pPr>
       <w:r>
@@ -7930,7 +8452,7 @@
         <w:pStyle w:val="Compact"/>
         <w:numPr>
           <w:ilvl w:val="0"/>
-          <w:numId w:val="1032"/>
+          <w:numId w:val="1033"/>
         </w:numPr>
       </w:pPr>
       <w:r>
@@ -7991,7 +8513,7 @@
         <w:pStyle w:val="Compact"/>
         <w:numPr>
           <w:ilvl w:val="0"/>
-          <w:numId w:val="1032"/>
+          <w:numId w:val="1033"/>
         </w:numPr>
       </w:pPr>
       <w:r>
@@ -8045,7 +8567,7 @@
         <w:pStyle w:val="Compact"/>
         <w:numPr>
           <w:ilvl w:val="0"/>
-          <w:numId w:val="1032"/>
+          <w:numId w:val="1033"/>
         </w:numPr>
       </w:pPr>
       <w:r>
@@ -8086,7 +8608,7 @@
         <w:pStyle w:val="Compact"/>
         <w:numPr>
           <w:ilvl w:val="0"/>
-          <w:numId w:val="1032"/>
+          <w:numId w:val="1033"/>
         </w:numPr>
       </w:pPr>
       <w:r>
@@ -8108,7 +8630,7 @@
         <w:pStyle w:val="Compact"/>
         <w:numPr>
           <w:ilvl w:val="0"/>
-          <w:numId w:val="1032"/>
+          <w:numId w:val="1033"/>
         </w:numPr>
       </w:pPr>
       <w:r>
@@ -8130,7 +8652,7 @@
         <w:pStyle w:val="Compact"/>
         <w:numPr>
           <w:ilvl w:val="0"/>
-          <w:numId w:val="1032"/>
+          <w:numId w:val="1033"/>
         </w:numPr>
       </w:pPr>
       <w:r>
@@ -8152,7 +8674,7 @@
         <w:pStyle w:val="Compact"/>
         <w:numPr>
           <w:ilvl w:val="0"/>
-          <w:numId w:val="1032"/>
+          <w:numId w:val="1033"/>
         </w:numPr>
       </w:pPr>
       <w:r>
@@ -8174,7 +8696,7 @@
         <w:pStyle w:val="Compact"/>
         <w:numPr>
           <w:ilvl w:val="0"/>
-          <w:numId w:val="1032"/>
+          <w:numId w:val="1033"/>
         </w:numPr>
       </w:pPr>
       <w:r>
@@ -8206,7 +8728,7 @@
         <w:pStyle w:val="Compact"/>
         <w:numPr>
           <w:ilvl w:val="0"/>
-          <w:numId w:val="1032"/>
+          <w:numId w:val="1033"/>
         </w:numPr>
       </w:pPr>
       <w:r>
@@ -8270,7 +8792,7 @@
         <w:pStyle w:val="Compact"/>
         <w:numPr>
           <w:ilvl w:val="0"/>
-          <w:numId w:val="1032"/>
+          <w:numId w:val="1033"/>
         </w:numPr>
       </w:pPr>
       <w:r>
@@ -8292,7 +8814,7 @@
         <w:pStyle w:val="Compact"/>
         <w:numPr>
           <w:ilvl w:val="0"/>
-          <w:numId w:val="1032"/>
+          <w:numId w:val="1033"/>
         </w:numPr>
       </w:pPr>
       <w:r>
@@ -8340,7 +8862,7 @@
         <w:pStyle w:val="Compact"/>
         <w:numPr>
           <w:ilvl w:val="0"/>
-          <w:numId w:val="1032"/>
+          <w:numId w:val="1033"/>
         </w:numPr>
       </w:pPr>
       <w:r>
@@ -8362,7 +8884,7 @@
         <w:pStyle w:val="Compact"/>
         <w:numPr>
           <w:ilvl w:val="0"/>
-          <w:numId w:val="1032"/>
+          <w:numId w:val="1033"/>
         </w:numPr>
       </w:pPr>
       <w:r>
@@ -8400,7 +8922,7 @@
         <w:pStyle w:val="Compact"/>
         <w:numPr>
           <w:ilvl w:val="0"/>
-          <w:numId w:val="1032"/>
+          <w:numId w:val="1033"/>
         </w:numPr>
       </w:pPr>
       <w:r>
@@ -8438,7 +8960,7 @@
         <w:pStyle w:val="Compact"/>
         <w:numPr>
           <w:ilvl w:val="0"/>
-          <w:numId w:val="1032"/>
+          <w:numId w:val="1033"/>
         </w:numPr>
       </w:pPr>
       <w:r>
@@ -8460,7 +8982,7 @@
         <w:pStyle w:val="Compact"/>
         <w:numPr>
           <w:ilvl w:val="0"/>
-          <w:numId w:val="1032"/>
+          <w:numId w:val="1033"/>
         </w:numPr>
       </w:pPr>
       <w:r>
@@ -8504,7 +9026,7 @@
         <w:pStyle w:val="Compact"/>
         <w:numPr>
           <w:ilvl w:val="0"/>
-          <w:numId w:val="1032"/>
+          <w:numId w:val="1033"/>
         </w:numPr>
       </w:pPr>
       <w:r>
@@ -8526,7 +9048,7 @@
         <w:pStyle w:val="Compact"/>
         <w:numPr>
           <w:ilvl w:val="0"/>
-          <w:numId w:val="1032"/>
+          <w:numId w:val="1033"/>
         </w:numPr>
       </w:pPr>
       <w:r>
@@ -8548,7 +9070,7 @@
         <w:pStyle w:val="Compact"/>
         <w:numPr>
           <w:ilvl w:val="0"/>
-          <w:numId w:val="1032"/>
+          <w:numId w:val="1033"/>
         </w:numPr>
       </w:pPr>
       <w:r>
@@ -8570,7 +9092,7 @@
         <w:pStyle w:val="Compact"/>
         <w:numPr>
           <w:ilvl w:val="0"/>
-          <w:numId w:val="1032"/>
+          <w:numId w:val="1033"/>
         </w:numPr>
       </w:pPr>
       <w:r>
@@ -8592,7 +9114,7 @@
         <w:pStyle w:val="Compact"/>
         <w:numPr>
           <w:ilvl w:val="0"/>
-          <w:numId w:val="1032"/>
+          <w:numId w:val="1033"/>
         </w:numPr>
       </w:pPr>
       <w:r>
@@ -8614,7 +9136,7 @@
         <w:pStyle w:val="Compact"/>
         <w:numPr>
           <w:ilvl w:val="0"/>
-          <w:numId w:val="1032"/>
+          <w:numId w:val="1033"/>
         </w:numPr>
       </w:pPr>
       <w:r>
@@ -8636,7 +9158,7 @@
         <w:pStyle w:val="Compact"/>
         <w:numPr>
           <w:ilvl w:val="0"/>
-          <w:numId w:val="1032"/>
+          <w:numId w:val="1033"/>
         </w:numPr>
       </w:pPr>
       <w:r>
@@ -8651,6 +9173,224 @@
       </w:r>
       <w:r>
         <w:t xml:space="preserve">— a bank’s central log-collection system; a real source of the events we score.</w:t>
+      </w:r>
+    </w:p>
+    <w:p>
+      <w:pPr>
+        <w:pStyle w:val="Compact"/>
+        <w:numPr>
+          <w:ilvl w:val="0"/>
+          <w:numId w:val="1033"/>
+        </w:numPr>
+      </w:pPr>
+      <w:r>
+        <w:rPr>
+          <w:b/>
+          <w:bCs/>
+        </w:rPr>
+        <w:t xml:space="preserve">Core-banking desk</w:t>
+      </w:r>
+      <w:r>
+        <w:t xml:space="preserve"> </w:t>
+      </w:r>
+      <w:r>
+        <w:t xml:space="preserve">— the working Accounts / Payments / Transactions / Approvals screens in the Employee Portal, backed by a real ledger.</w:t>
+      </w:r>
+    </w:p>
+    <w:p>
+      <w:pPr>
+        <w:pStyle w:val="Compact"/>
+        <w:numPr>
+          <w:ilvl w:val="0"/>
+          <w:numId w:val="1033"/>
+        </w:numPr>
+      </w:pPr>
+      <w:r>
+        <w:rPr>
+          <w:b/>
+          <w:bCs/>
+        </w:rPr>
+        <w:t xml:space="preserve">Maker-checker (banking)</w:t>
+      </w:r>
+      <w:r>
+        <w:t xml:space="preserve"> </w:t>
+      </w:r>
+      <w:r>
+        <w:t xml:space="preserve">— a large transfer is</w:t>
+      </w:r>
+      <w:r>
+        <w:t xml:space="preserve"> </w:t>
+      </w:r>
+      <w:r>
+        <w:rPr>
+          <w:b/>
+          <w:bCs/>
+        </w:rPr>
+        <w:t xml:space="preserve">held</w:t>
+      </w:r>
+      <w:r>
+        <w:t xml:space="preserve"> </w:t>
+      </w:r>
+      <w:r>
+        <w:t xml:space="preserve">until a</w:t>
+      </w:r>
+      <w:r>
+        <w:t xml:space="preserve"> </w:t>
+      </w:r>
+      <w:r>
+        <w:rPr>
+          <w:i/>
+          <w:iCs/>
+        </w:rPr>
+        <w:t xml:space="preserve">second</w:t>
+      </w:r>
+      <w:r>
+        <w:t xml:space="preserve"> </w:t>
+      </w:r>
+      <w:r>
+        <w:t xml:space="preserve">officer approves it; the maker cannot approve their own.</w:t>
+      </w:r>
+    </w:p>
+    <w:p>
+      <w:pPr>
+        <w:pStyle w:val="Compact"/>
+        <w:numPr>
+          <w:ilvl w:val="0"/>
+          <w:numId w:val="1033"/>
+        </w:numPr>
+      </w:pPr>
+      <w:r>
+        <w:rPr>
+          <w:b/>
+          <w:bCs/>
+        </w:rPr>
+        <w:t xml:space="preserve">Flagged / fraud</w:t>
+      </w:r>
+      <w:r>
+        <w:t xml:space="preserve"> </w:t>
+      </w:r>
+      <w:r>
+        <w:t xml:space="preserve">— a transfer to a watchlisted payee, a huge amount, or one from a high-risk session; the money is stopped and a CRITICAL alert flashes to the SOC.</w:t>
+      </w:r>
+    </w:p>
+    <w:p>
+      <w:pPr>
+        <w:pStyle w:val="Compact"/>
+        <w:numPr>
+          <w:ilvl w:val="0"/>
+          <w:numId w:val="1033"/>
+        </w:numPr>
+      </w:pPr>
+      <w:r>
+        <w:rPr>
+          <w:b/>
+          <w:bCs/>
+        </w:rPr>
+        <w:t xml:space="preserve">AI Model Insights</w:t>
+      </w:r>
+      <w:r>
+        <w:t xml:space="preserve"> </w:t>
+      </w:r>
+      <w:r>
+        <w:t xml:space="preserve">— the SOC panel that shows</w:t>
+      </w:r>
+      <w:r>
+        <w:t xml:space="preserve"> </w:t>
+      </w:r>
+      <w:r>
+        <w:rPr>
+          <w:i/>
+          <w:iCs/>
+        </w:rPr>
+        <w:t xml:space="preserve">which</w:t>
+      </w:r>
+      <w:r>
+        <w:t xml:space="preserve"> </w:t>
+      </w:r>
+      <w:r>
+        <w:t xml:space="preserve">behaviours (features) moved the score, each versus the user’s own baseline and their peers — the explainable face of the AI.</w:t>
+      </w:r>
+    </w:p>
+    <w:p>
+      <w:pPr>
+        <w:pStyle w:val="Compact"/>
+        <w:numPr>
+          <w:ilvl w:val="0"/>
+          <w:numId w:val="1033"/>
+        </w:numPr>
+      </w:pPr>
+      <w:r>
+        <w:rPr>
+          <w:b/>
+          <w:bCs/>
+        </w:rPr>
+        <w:t xml:space="preserve">Risk trajectory</w:t>
+      </w:r>
+      <w:r>
+        <w:t xml:space="preserve"> </w:t>
+      </w:r>
+      <w:r>
+        <w:t xml:space="preserve">— the little sparkline of how the score climbed action by action, showing where it crossed a response threshold.</w:t>
+      </w:r>
+    </w:p>
+    <w:p>
+      <w:pPr>
+        <w:pStyle w:val="Compact"/>
+        <w:numPr>
+          <w:ilvl w:val="0"/>
+          <w:numId w:val="1033"/>
+        </w:numPr>
+      </w:pPr>
+      <w:r>
+        <w:rPr>
+          <w:b/>
+          <w:bCs/>
+        </w:rPr>
+        <w:t xml:space="preserve">Impact metrics</w:t>
+      </w:r>
+      <w:r>
+        <w:t xml:space="preserve"> </w:t>
+      </w:r>
+      <w:r>
+        <w:t xml:space="preserve">— the live strip of program value: sessions watched, threats blocked, money held/flagged, mean time to decision.</w:t>
+      </w:r>
+    </w:p>
+    <w:p>
+      <w:pPr>
+        <w:pStyle w:val="Compact"/>
+        <w:numPr>
+          <w:ilvl w:val="0"/>
+          <w:numId w:val="1033"/>
+        </w:numPr>
+      </w:pPr>
+      <w:r>
+        <w:rPr>
+          <w:b/>
+          <w:bCs/>
+        </w:rPr>
+        <w:t xml:space="preserve">PQC provider fallback</w:t>
+      </w:r>
+      <w:r>
+        <w:t xml:space="preserve"> </w:t>
+      </w:r>
+      <w:r>
+        <w:t xml:space="preserve">— if the native crypto library isn’t installed, Prahari uses a</w:t>
+      </w:r>
+      <w:r>
+        <w:t xml:space="preserve"> </w:t>
+      </w:r>
+      <w:r>
+        <w:rPr>
+          <w:b/>
+          <w:bCs/>
+        </w:rPr>
+        <w:t xml:space="preserve">pure-Python</w:t>
+      </w:r>
+      <w:r>
+        <w:t xml:space="preserve"> </w:t>
+      </w:r>
+      <w:r>
+        <w:t xml:space="preserve">one automatically; no compiler, so it runs on any machine.</w:t>
       </w:r>
     </w:p>
     <w:p>
@@ -8660,21 +9400,12 @@
         </w:pict>
       </w:r>
     </w:p>
-    <w:bookmarkEnd w:id="62"/>
-    <w:bookmarkStart w:id="63" w:name="part-5-cheat-sheet-memorise-these"/>
+    <w:bookmarkEnd w:id="66"/>
+    <w:bookmarkStart w:id="67" w:name="part-5-cheat-sheet-memorise-these"/>
     <w:p>
       <w:pPr>
         <w:pStyle w:val="Heading1"/>
       </w:pPr>
-      <w:r>
-        <w:rPr>
-          <w:rStyle w:val="SectionNumber"/>
-        </w:rPr>
-        <w:t xml:space="preserve">6</w:t>
-      </w:r>
-      <w:r>
-        <w:tab/>
-      </w:r>
       <w:r>
         <w:t xml:space="preserve">PART 5 — Cheat-sheet (memorise these)</w:t>
       </w:r>
@@ -9318,6 +10049,85 @@
           <w:b/>
           <w:bCs/>
         </w:rPr>
+        <w:t xml:space="preserve">Banking demo:</w:t>
+      </w:r>
+      <w:r>
+        <w:t xml:space="preserve"> </w:t>
+      </w:r>
+      <w:r>
+        <w:t xml:space="preserve">on the portal’s</w:t>
+      </w:r>
+      <w:r>
+        <w:t xml:space="preserve"> </w:t>
+      </w:r>
+      <w:r>
+        <w:rPr>
+          <w:b/>
+          <w:bCs/>
+        </w:rPr>
+        <w:t xml:space="preserve">Payments</w:t>
+      </w:r>
+      <w:r>
+        <w:t xml:space="preserve"> </w:t>
+      </w:r>
+      <w:r>
+        <w:t xml:space="preserve">tab — a small transfer</w:t>
+      </w:r>
+      <w:r>
+        <w:t xml:space="preserve"> </w:t>
+      </w:r>
+      <w:r>
+        <w:rPr>
+          <w:b/>
+          <w:bCs/>
+        </w:rPr>
+        <w:t xml:space="preserve">clears</w:t>
+      </w:r>
+      <w:r>
+        <w:t xml:space="preserve">, one over Rs 2,00,000 is</w:t>
+      </w:r>
+      <w:r>
+        <w:t xml:space="preserve"> </w:t>
+      </w:r>
+      <w:r>
+        <w:rPr>
+          <w:b/>
+          <w:bCs/>
+        </w:rPr>
+        <w:t xml:space="preserve">HELD</w:t>
+      </w:r>
+      <w:r>
+        <w:t xml:space="preserve"> </w:t>
+      </w:r>
+      <w:r>
+        <w:t xml:space="preserve">for a second officer, and one to a watchlisted payee is</w:t>
+      </w:r>
+      <w:r>
+        <w:t xml:space="preserve"> </w:t>
+      </w:r>
+      <w:r>
+        <w:rPr>
+          <w:b/>
+          <w:bCs/>
+        </w:rPr>
+        <w:t xml:space="preserve">FLAGGED</w:t>
+      </w:r>
+      <w:r>
+        <w:t xml:space="preserve"> </w:t>
+      </w:r>
+      <w:r>
+        <w:t xml:space="preserve">and flashes a red banner + a CRITICAL SOC alert.</w:t>
+      </w:r>
+    </w:p>
+    <w:p>
+      <w:pPr>
+        <w:pStyle w:val="BodyText"/>
+      </w:pPr>
+      <w:r>
+        <w:rPr>
+          <w:b/>
+          <w:bCs/>
+        </w:rPr>
         <w:t xml:space="preserve">Crypto:</w:t>
       </w:r>
       <w:r>
@@ -9368,6 +10178,34 @@
       <w:r>
         <w:t xml:space="preserve">.</w:t>
       </w:r>
+      <w:r>
+        <w:t xml:space="preserve"> </w:t>
+      </w:r>
+      <w:r>
+        <w:rPr>
+          <w:b/>
+          <w:bCs/>
+        </w:rPr>
+        <w:t xml:space="preserve">No compiler needed</w:t>
+      </w:r>
+      <w:r>
+        <w:t xml:space="preserve"> </w:t>
+      </w:r>
+      <w:r>
+        <w:t xml:space="preserve">— native library or a pure-Python fallback (</w:t>
+      </w:r>
+      <w:r>
+        <w:rPr>
+          <w:rStyle w:val="VerbatimChar"/>
+        </w:rPr>
+        <w:t xml:space="preserve">GET /pqc/info</w:t>
+      </w:r>
+      <w:r>
+        <w:t xml:space="preserve"> </w:t>
+      </w:r>
+      <w:r>
+        <w:t xml:space="preserve">shows which).</w:t>
+      </w:r>
     </w:p>
     <w:p>
       <w:pPr>
@@ -9388,7 +10226,7 @@
           <w:b/>
           <w:bCs/>
         </w:rPr>
-        <w:t xml:space="preserve">31 automated tests</w:t>
+        <w:t xml:space="preserve">40 automated tests</w:t>
       </w:r>
       <w:r>
         <w:t xml:space="preserve"> </w:t>
@@ -9410,7 +10248,7 @@
         <w:t xml:space="preserve"> </w:t>
       </w:r>
       <w:r>
-        <w:t xml:space="preserve">responses;</w:t>
+        <w:t xml:space="preserve">responses; a flagged transfer stops real money;</w:t>
       </w:r>
       <w:r>
         <w:t xml:space="preserve"> </w:t>
@@ -9437,6 +10275,22 @@
           <w:bCs/>
         </w:rPr>
         <w:t xml:space="preserve">fully offline</w:t>
+      </w:r>
+      <w:r>
+        <w:t xml:space="preserve"> </w:t>
+      </w:r>
+      <w:r>
+        <w:t xml:space="preserve">with</w:t>
+      </w:r>
+      <w:r>
+        <w:t xml:space="preserve"> </w:t>
+      </w:r>
+      <w:r>
+        <w:rPr>
+          <w:b/>
+          <w:bCs/>
+        </w:rPr>
+        <w:t xml:space="preserve">no build step</w:t>
       </w:r>
       <w:r>
         <w:t xml:space="preserve">; works</w:t>
@@ -9492,7 +10346,7 @@
         <w:t xml:space="preserve">Prahari — the sentinel for privileged access.</w:t>
       </w:r>
     </w:p>
-    <w:bookmarkEnd w:id="63"/>
+    <w:bookmarkEnd w:id="67"/>
     <w:sectPr>
       <w:footnotePr>
         <w:numRestart w:val="eachSect"/>
@@ -10023,6 +10877,36 @@
     <w:abstractNumId w:val="991"/>
   </w:num>
   <w:num w:numId="1032">
+    <w:abstractNumId w:val="99411"/>
+    <w:lvlOverride w:ilvl="0">
+      <w:startOverride w:val="1"/>
+    </w:lvlOverride>
+    <w:lvlOverride w:ilvl="1">
+      <w:startOverride w:val="1"/>
+    </w:lvlOverride>
+    <w:lvlOverride w:ilvl="2">
+      <w:startOverride w:val="1"/>
+    </w:lvlOverride>
+    <w:lvlOverride w:ilvl="3">
+      <w:startOverride w:val="1"/>
+    </w:lvlOverride>
+    <w:lvlOverride w:ilvl="4">
+      <w:startOverride w:val="1"/>
+    </w:lvlOverride>
+    <w:lvlOverride w:ilvl="5">
+      <w:startOverride w:val="1"/>
+    </w:lvlOverride>
+    <w:lvlOverride w:ilvl="6">
+      <w:startOverride w:val="1"/>
+    </w:lvlOverride>
+    <w:lvlOverride w:ilvl="7">
+      <w:startOverride w:val="1"/>
+    </w:lvlOverride>
+    <w:lvlOverride w:ilvl="8">
+      <w:startOverride w:val="1"/>
+    </w:lvlOverride>
+  </w:num>
+  <w:num w:numId="1033">
     <w:abstractNumId w:val="991"/>
   </w:num>
 </w:numbering>

--- a/DOCS/Prahari_Presentation_and_Project_Guide.docx
+++ b/DOCS/Prahari_Presentation_and_Project_Guide.docx
@@ -1170,6 +1170,192 @@
         <w:t xml:space="preserve">— the quantum-safe crypto has a built-in pure-Python fallback, so a teammate never hits a build error.</w:t>
       </w:r>
     </w:p>
+    <w:p>
+      <w:pPr>
+        <w:pStyle w:val="BodyText"/>
+      </w:pPr>
+      <w:r>
+        <w:t xml:space="preserve">Four more things make it feel like a real bank product, not a demo:</w:t>
+      </w:r>
+    </w:p>
+    <w:p>
+      <w:pPr>
+        <w:pStyle w:val="Compact"/>
+        <w:numPr>
+          <w:ilvl w:val="0"/>
+          <w:numId w:val="1005"/>
+        </w:numPr>
+      </w:pPr>
+      <w:r>
+        <w:rPr>
+          <w:b/>
+          <w:bCs/>
+        </w:rPr>
+        <w:t xml:space="preserve">Risk-based login.</w:t>
+      </w:r>
+      <w:r>
+        <w:t xml:space="preserve"> </w:t>
+      </w:r>
+      <w:r>
+        <w:t xml:space="preserve">A risky account (dormant, expired, strange network) must pass</w:t>
+      </w:r>
+      <w:r>
+        <w:t xml:space="preserve"> </w:t>
+      </w:r>
+      <w:r>
+        <w:rPr>
+          <w:b/>
+          <w:bCs/>
+        </w:rPr>
+        <w:t xml:space="preserve">extra verification at the sign-in screen itself</w:t>
+      </w:r>
+      <w:r>
+        <w:t xml:space="preserve"> </w:t>
+      </w:r>
+      <w:r>
+        <w:t xml:space="preserve">— a stolen password alone gets nobody in.</w:t>
+      </w:r>
+    </w:p>
+    <w:p>
+      <w:pPr>
+        <w:pStyle w:val="Compact"/>
+        <w:numPr>
+          <w:ilvl w:val="0"/>
+          <w:numId w:val="1005"/>
+        </w:numPr>
+      </w:pPr>
+      <w:r>
+        <w:rPr>
+          <w:b/>
+          <w:bCs/>
+        </w:rPr>
+        <w:t xml:space="preserve">Just-in-time (JIT) access.</w:t>
+      </w:r>
+      <w:r>
+        <w:t xml:space="preserve"> </w:t>
+      </w:r>
+      <w:r>
+        <w:t xml:space="preserve">Nobody holds standing power: to escalate privilege you</w:t>
+      </w:r>
+      <w:r>
+        <w:t xml:space="preserve"> </w:t>
+      </w:r>
+      <w:r>
+        <w:rPr>
+          <w:b/>
+          <w:bCs/>
+        </w:rPr>
+        <w:t xml:space="preserve">request a time-boxed grant with a reason</w:t>
+      </w:r>
+      <w:r>
+        <w:t xml:space="preserve">, an analyst approves it, and it</w:t>
+      </w:r>
+      <w:r>
+        <w:t xml:space="preserve"> </w:t>
+      </w:r>
+      <w:r>
+        <w:rPr>
+          <w:b/>
+          <w:bCs/>
+        </w:rPr>
+        <w:t xml:space="preserve">expires by itself</w:t>
+      </w:r>
+      <w:r>
+        <w:t xml:space="preserve">. With the grant the same click is sanctioned; without it, it’s an alarm.</w:t>
+      </w:r>
+    </w:p>
+    <w:p>
+      <w:pPr>
+        <w:pStyle w:val="Compact"/>
+        <w:numPr>
+          <w:ilvl w:val="0"/>
+          <w:numId w:val="1005"/>
+        </w:numPr>
+      </w:pPr>
+      <w:r>
+        <w:rPr>
+          <w:b/>
+          <w:bCs/>
+        </w:rPr>
+        <w:t xml:space="preserve">Credential checkout.</w:t>
+      </w:r>
+      <w:r>
+        <w:t xml:space="preserve"> </w:t>
+      </w:r>
+      <w:r>
+        <w:t xml:space="preserve">The bank’s most sensitive passwords live sealed in the quantum-safe vault and only come out on a</w:t>
+      </w:r>
+      <w:r>
+        <w:t xml:space="preserve"> </w:t>
+      </w:r>
+      <w:r>
+        <w:rPr>
+          <w:b/>
+          <w:bCs/>
+        </w:rPr>
+        <w:t xml:space="preserve">5-minute, risk-gated lease</w:t>
+      </w:r>
+      <w:r>
+        <w:t xml:space="preserve"> </w:t>
+      </w:r>
+      <w:r>
+        <w:t xml:space="preserve">— a suspicious session is refused, and the refusal itself becomes signed evidence.</w:t>
+      </w:r>
+    </w:p>
+    <w:p>
+      <w:pPr>
+        <w:pStyle w:val="Compact"/>
+        <w:numPr>
+          <w:ilvl w:val="0"/>
+          <w:numId w:val="1005"/>
+        </w:numPr>
+      </w:pPr>
+      <w:r>
+        <w:rPr>
+          <w:b/>
+          <w:bCs/>
+        </w:rPr>
+        <w:t xml:space="preserve">Measured AI + signed evidence.</w:t>
+      </w:r>
+      <w:r>
+        <w:t xml:space="preserve"> </w:t>
+      </w:r>
+      <w:r>
+        <w:t xml:space="preserve">The AI’s accuracy is</w:t>
+      </w:r>
+      <w:r>
+        <w:t xml:space="preserve"> </w:t>
+      </w:r>
+      <w:r>
+        <w:rPr>
+          <w:b/>
+          <w:bCs/>
+        </w:rPr>
+        <w:t xml:space="preserve">benchmarked and shown on screen</w:t>
+      </w:r>
+      <w:r>
+        <w:t xml:space="preserve"> </w:t>
+      </w:r>
+      <w:r>
+        <w:t xml:space="preserve">(100% detection, zero false blocks), and any incident exports as a</w:t>
+      </w:r>
+      <w:r>
+        <w:t xml:space="preserve"> </w:t>
+      </w:r>
+      <w:r>
+        <w:rPr>
+          <w:b/>
+          <w:bCs/>
+        </w:rPr>
+        <w:t xml:space="preserve">digitally signed evidence pack</w:t>
+      </w:r>
+      <w:r>
+        <w:t xml:space="preserve"> </w:t>
+      </w:r>
+      <w:r>
+        <w:t xml:space="preserve">for compliance.</w:t>
+      </w:r>
+    </w:p>
     <w:bookmarkEnd w:id="13"/>
     <w:bookmarkStart w:id="14" w:name="X733276ae2ca579e04f68c8a13b40d6e172d7165"/>
     <w:p>
@@ -1185,7 +1371,7 @@
         <w:pStyle w:val="Compact"/>
         <w:numPr>
           <w:ilvl w:val="0"/>
-          <w:numId w:val="1005"/>
+          <w:numId w:val="1006"/>
         </w:numPr>
       </w:pPr>
       <w:r>
@@ -1199,15 +1385,15 @@
         <w:t xml:space="preserve"> </w:t>
       </w:r>
       <w:r>
-        <w:t xml:space="preserve">— done (rule engine).</w:t>
-      </w:r>
-    </w:p>
-    <w:p>
-      <w:pPr>
-        <w:pStyle w:val="Compact"/>
-        <w:numPr>
-          <w:ilvl w:val="0"/>
-          <w:numId w:val="1005"/>
+        <w:t xml:space="preserve">— done (rule engine + banking fraud gates).</w:t>
+      </w:r>
+    </w:p>
+    <w:p>
+      <w:pPr>
+        <w:pStyle w:val="Compact"/>
+        <w:numPr>
+          <w:ilvl w:val="0"/>
+          <w:numId w:val="1006"/>
         </w:numPr>
       </w:pPr>
       <w:r>
@@ -1229,7 +1415,7 @@
         <w:pStyle w:val="Compact"/>
         <w:numPr>
           <w:ilvl w:val="0"/>
-          <w:numId w:val="1005"/>
+          <w:numId w:val="1006"/>
         </w:numPr>
       </w:pPr>
       <w:r>
@@ -1243,15 +1429,28 @@
         <w:t xml:space="preserve"> </w:t>
       </w:r>
       <w:r>
-        <w:t xml:space="preserve">— done (IsolationForest + per-user baselines).</w:t>
-      </w:r>
-    </w:p>
-    <w:p>
-      <w:pPr>
-        <w:pStyle w:val="Compact"/>
-        <w:numPr>
-          <w:ilvl w:val="0"/>
-          <w:numId w:val="1005"/>
+        <w:t xml:space="preserve">— done (IsolationForest + per-user baselines + a</w:t>
+      </w:r>
+      <w:r>
+        <w:t xml:space="preserve"> </w:t>
+      </w:r>
+      <w:r>
+        <w:rPr>
+          <w:b/>
+          <w:bCs/>
+        </w:rPr>
+        <w:t xml:space="preserve">measured benchmark</w:t>
+      </w:r>
+      <w:r>
+        <w:t xml:space="preserve">).</w:t>
+      </w:r>
+    </w:p>
+    <w:p>
+      <w:pPr>
+        <w:pStyle w:val="Compact"/>
+        <w:numPr>
+          <w:ilvl w:val="0"/>
+          <w:numId w:val="1006"/>
         </w:numPr>
       </w:pPr>
       <w:r>
@@ -1265,15 +1464,31 @@
         <w:t xml:space="preserve"> </w:t>
       </w:r>
       <w:r>
-        <w:t xml:space="preserve">— done (allow / MFA / maker-checker / block).</w:t>
-      </w:r>
-    </w:p>
-    <w:p>
-      <w:pPr>
-        <w:pStyle w:val="Compact"/>
-        <w:numPr>
-          <w:ilvl w:val="0"/>
-          <w:numId w:val="1005"/>
+        <w:t xml:space="preserve">— done,</w:t>
+      </w:r>
+      <w:r>
+        <w:t xml:space="preserve"> </w:t>
+      </w:r>
+      <w:r>
+        <w:rPr>
+          <w:b/>
+          <w:bCs/>
+        </w:rPr>
+        <w:t xml:space="preserve">from login to logout</w:t>
+      </w:r>
+      <w:r>
+        <w:t xml:space="preserve"> </w:t>
+      </w:r>
+      <w:r>
+        <w:t xml:space="preserve">(risk-based login at the door, then allow / MFA / maker-checker / block).</w:t>
+      </w:r>
+    </w:p>
+    <w:p>
+      <w:pPr>
+        <w:pStyle w:val="Compact"/>
+        <w:numPr>
+          <w:ilvl w:val="0"/>
+          <w:numId w:val="1006"/>
         </w:numPr>
       </w:pPr>
       <w:r>
@@ -1287,15 +1502,41 @@
         <w:t xml:space="preserve"> </w:t>
       </w:r>
       <w:r>
-        <w:t xml:space="preserve">— done (blocks the action before damage; locks the account).</w:t>
-      </w:r>
-    </w:p>
-    <w:p>
-      <w:pPr>
-        <w:pStyle w:val="Compact"/>
-        <w:numPr>
-          <w:ilvl w:val="0"/>
-          <w:numId w:val="1005"/>
+        <w:t xml:space="preserve">— done (blocks before damage; locks the account;</w:t>
+      </w:r>
+      <w:r>
+        <w:t xml:space="preserve"> </w:t>
+      </w:r>
+      <w:r>
+        <w:rPr>
+          <w:b/>
+          <w:bCs/>
+        </w:rPr>
+        <w:t xml:space="preserve">JIT elevation</w:t>
+      </w:r>
+      <w:r>
+        <w:t xml:space="preserve">;</w:t>
+      </w:r>
+      <w:r>
+        <w:t xml:space="preserve"> </w:t>
+      </w:r>
+      <w:r>
+        <w:rPr>
+          <w:b/>
+          <w:bCs/>
+        </w:rPr>
+        <w:t xml:space="preserve">vault checkout</w:t>
+      </w:r>
+      <w:r>
+        <w:t xml:space="preserve">).</w:t>
+      </w:r>
+    </w:p>
+    <w:p>
+      <w:pPr>
+        <w:pStyle w:val="Compact"/>
+        <w:numPr>
+          <w:ilvl w:val="0"/>
+          <w:numId w:val="1006"/>
         </w:numPr>
       </w:pPr>
       <w:r>
@@ -1309,7 +1550,7 @@
         <w:t xml:space="preserve"> </w:t>
       </w:r>
       <w:r>
-        <w:t xml:space="preserve">— done (ML-KEM-768 vault + ML-DSA-65 signed audit log).</w:t>
+        <w:t xml:space="preserve">— done (ML-KEM-768 vault + ML-DSA-65 signed audit log + signed incident reports).</w:t>
       </w:r>
     </w:p>
     <w:p>
@@ -1356,7 +1597,7 @@
         <w:pStyle w:val="Compact"/>
         <w:numPr>
           <w:ilvl w:val="0"/>
-          <w:numId w:val="1006"/>
+          <w:numId w:val="1007"/>
         </w:numPr>
       </w:pPr>
       <w:r>
@@ -1384,7 +1625,7 @@
         <w:pStyle w:val="Compact"/>
         <w:numPr>
           <w:ilvl w:val="0"/>
-          <w:numId w:val="1006"/>
+          <w:numId w:val="1007"/>
         </w:numPr>
       </w:pPr>
       <w:r>
@@ -1412,7 +1653,7 @@
         <w:pStyle w:val="Compact"/>
         <w:numPr>
           <w:ilvl w:val="0"/>
-          <w:numId w:val="1006"/>
+          <w:numId w:val="1007"/>
         </w:numPr>
       </w:pPr>
       <w:r>
@@ -1440,7 +1681,7 @@
         <w:pStyle w:val="Compact"/>
         <w:numPr>
           <w:ilvl w:val="0"/>
-          <w:numId w:val="1006"/>
+          <w:numId w:val="1007"/>
         </w:numPr>
       </w:pPr>
       <w:r>
@@ -1527,7 +1768,7 @@
         <w:pStyle w:val="Compact"/>
         <w:numPr>
           <w:ilvl w:val="0"/>
-          <w:numId w:val="1007"/>
+          <w:numId w:val="1008"/>
         </w:numPr>
       </w:pPr>
       <w:r>
@@ -1565,7 +1806,7 @@
         <w:pStyle w:val="Compact"/>
         <w:numPr>
           <w:ilvl w:val="0"/>
-          <w:numId w:val="1007"/>
+          <w:numId w:val="1008"/>
         </w:numPr>
       </w:pPr>
       <w:r>
@@ -1577,7 +1818,7 @@
         <w:pStyle w:val="Compact"/>
         <w:numPr>
           <w:ilvl w:val="0"/>
-          <w:numId w:val="1007"/>
+          <w:numId w:val="1008"/>
         </w:numPr>
       </w:pPr>
       <w:r>
@@ -1727,7 +1968,7 @@
         <w:pStyle w:val="Compact"/>
         <w:numPr>
           <w:ilvl w:val="0"/>
-          <w:numId w:val="1008"/>
+          <w:numId w:val="1009"/>
         </w:numPr>
       </w:pPr>
       <w:r>
@@ -1768,7 +2009,7 @@
         <w:pStyle w:val="Compact"/>
         <w:numPr>
           <w:ilvl w:val="0"/>
-          <w:numId w:val="1008"/>
+          <w:numId w:val="1009"/>
         </w:numPr>
       </w:pPr>
       <w:r>
@@ -1796,7 +2037,7 @@
         <w:pStyle w:val="Compact"/>
         <w:numPr>
           <w:ilvl w:val="0"/>
-          <w:numId w:val="1008"/>
+          <w:numId w:val="1009"/>
         </w:numPr>
       </w:pPr>
       <w:r>
@@ -1932,7 +2173,7 @@
         <w:pStyle w:val="Compact"/>
         <w:numPr>
           <w:ilvl w:val="0"/>
-          <w:numId w:val="1009"/>
+          <w:numId w:val="1010"/>
         </w:numPr>
       </w:pPr>
       <w:r>
@@ -1986,7 +2227,7 @@
         <w:pStyle w:val="Compact"/>
         <w:numPr>
           <w:ilvl w:val="0"/>
-          <w:numId w:val="1009"/>
+          <w:numId w:val="1010"/>
         </w:numPr>
       </w:pPr>
       <w:r>
@@ -2008,7 +2249,7 @@
         <w:pStyle w:val="Compact"/>
         <w:numPr>
           <w:ilvl w:val="0"/>
-          <w:numId w:val="1009"/>
+          <w:numId w:val="1010"/>
         </w:numPr>
       </w:pPr>
       <w:r>
@@ -2153,7 +2394,7 @@
         <w:pStyle w:val="Compact"/>
         <w:numPr>
           <w:ilvl w:val="0"/>
-          <w:numId w:val="1010"/>
+          <w:numId w:val="1011"/>
         </w:numPr>
       </w:pPr>
       <w:r>
@@ -2223,7 +2464,7 @@
         <w:pStyle w:val="Compact"/>
         <w:numPr>
           <w:ilvl w:val="0"/>
-          <w:numId w:val="1010"/>
+          <w:numId w:val="1011"/>
         </w:numPr>
       </w:pPr>
       <w:r>
@@ -2255,7 +2496,7 @@
         <w:pStyle w:val="Compact"/>
         <w:numPr>
           <w:ilvl w:val="0"/>
-          <w:numId w:val="1010"/>
+          <w:numId w:val="1011"/>
         </w:numPr>
       </w:pPr>
       <w:r>
@@ -2375,7 +2616,7 @@
         <w:pStyle w:val="Compact"/>
         <w:numPr>
           <w:ilvl w:val="0"/>
-          <w:numId w:val="1010"/>
+          <w:numId w:val="1011"/>
         </w:numPr>
       </w:pPr>
       <w:r>
@@ -2397,7 +2638,7 @@
         <w:pStyle w:val="Compact"/>
         <w:numPr>
           <w:ilvl w:val="0"/>
-          <w:numId w:val="1010"/>
+          <w:numId w:val="1011"/>
         </w:numPr>
       </w:pPr>
       <w:r>
@@ -2426,7 +2667,7 @@
         <w:pStyle w:val="Compact"/>
         <w:numPr>
           <w:ilvl w:val="0"/>
-          <w:numId w:val="1010"/>
+          <w:numId w:val="1011"/>
         </w:numPr>
       </w:pPr>
       <w:r>
@@ -2455,7 +2696,7 @@
         <w:pStyle w:val="Compact"/>
         <w:numPr>
           <w:ilvl w:val="0"/>
-          <w:numId w:val="1010"/>
+          <w:numId w:val="1011"/>
         </w:numPr>
       </w:pPr>
       <w:r>
@@ -2473,7 +2714,7 @@
           <w:b/>
           <w:bCs/>
         </w:rPr>
-        <w:t xml:space="preserve">pytest — 40 automated tests.</w:t>
+        <w:t xml:space="preserve">pytest — 54 automated tests.</w:t>
       </w:r>
     </w:p>
     <w:p>
@@ -2501,7 +2742,7 @@
         <w:t xml:space="preserve"> </w:t>
       </w:r>
       <w:r>
-        <w:t xml:space="preserve">“Standard, production-grade tools. Python and FastAPI for the backend, scikit-learn’s IsolationForest for the AI, React for the two dashboards, a real banking ledger under the portal, and — the special part — real NIST post-quantum algorithms, which fall back to a pure-Python build so they run on any laptop with no compiler. Everything is covered by 40 automated tests.”</w:t>
+        <w:t xml:space="preserve">“Standard, production-grade tools. Python and FastAPI for the backend, scikit-learn’s IsolationForest for the AI, React for the two dashboards, a real banking ledger under the portal, and — the special part — real NIST post-quantum algorithms, which fall back to a pure-Python build so they run on any laptop with no compiler. Everything is covered by 54 automated tests.”</w:t>
       </w:r>
     </w:p>
     <w:bookmarkEnd w:id="19"/>
@@ -2545,7 +2786,7 @@
         <w:pStyle w:val="Compact"/>
         <w:numPr>
           <w:ilvl w:val="0"/>
-          <w:numId w:val="1011"/>
+          <w:numId w:val="1012"/>
         </w:numPr>
       </w:pPr>
       <w:r>
@@ -2567,7 +2808,7 @@
         <w:pStyle w:val="Compact"/>
         <w:numPr>
           <w:ilvl w:val="0"/>
-          <w:numId w:val="1011"/>
+          <w:numId w:val="1012"/>
         </w:numPr>
       </w:pPr>
       <w:r>
@@ -2589,7 +2830,7 @@
         <w:pStyle w:val="Compact"/>
         <w:numPr>
           <w:ilvl w:val="0"/>
-          <w:numId w:val="1011"/>
+          <w:numId w:val="1012"/>
         </w:numPr>
       </w:pPr>
       <w:r>
@@ -2611,7 +2852,7 @@
         <w:pStyle w:val="Compact"/>
         <w:numPr>
           <w:ilvl w:val="0"/>
-          <w:numId w:val="1011"/>
+          <w:numId w:val="1012"/>
         </w:numPr>
       </w:pPr>
       <w:r>
@@ -2636,7 +2877,7 @@
         <w:pStyle w:val="Compact"/>
         <w:numPr>
           <w:ilvl w:val="0"/>
-          <w:numId w:val="1011"/>
+          <w:numId w:val="1012"/>
         </w:numPr>
       </w:pPr>
       <w:r>
@@ -2735,7 +2976,7 @@
         <w:pStyle w:val="Compact"/>
         <w:numPr>
           <w:ilvl w:val="0"/>
-          <w:numId w:val="1012"/>
+          <w:numId w:val="1013"/>
         </w:numPr>
       </w:pPr>
       <w:r>
@@ -2776,37 +3017,37 @@
         <w:pStyle w:val="Compact"/>
         <w:numPr>
           <w:ilvl w:val="0"/>
-          <w:numId w:val="1012"/>
-        </w:numPr>
-      </w:pPr>
-      <w:r>
-        <w:rPr>
-          <w:b/>
-          <w:bCs/>
-        </w:rPr>
-        <w:t xml:space="preserve">Explainable AI</w:t>
-      </w:r>
-      <w:r>
-        <w:t xml:space="preserve"> </w:t>
-      </w:r>
-      <w:r>
-        <w:t xml:space="preserve">— every score comes with plain-English reasons and per-user factors, not a black box.</w:t>
-      </w:r>
-    </w:p>
-    <w:p>
-      <w:pPr>
-        <w:pStyle w:val="Compact"/>
-        <w:numPr>
-          <w:ilvl w:val="0"/>
-          <w:numId w:val="1012"/>
-        </w:numPr>
-      </w:pPr>
-      <w:r>
-        <w:rPr>
-          <w:b/>
-          <w:bCs/>
-        </w:rPr>
-        <w:t xml:space="preserve">Real PAM features</w:t>
+          <w:numId w:val="1013"/>
+        </w:numPr>
+      </w:pPr>
+      <w:r>
+        <w:rPr>
+          <w:b/>
+          <w:bCs/>
+        </w:rPr>
+        <w:t xml:space="preserve">Explainable AND measured AI</w:t>
+      </w:r>
+      <w:r>
+        <w:t xml:space="preserve"> </w:t>
+      </w:r>
+      <w:r>
+        <w:t xml:space="preserve">— every score comes with plain-English reasons and per-user factors, and the model’s accuracy is benchmarked on screen (100% detection, 0 false blocks).</w:t>
+      </w:r>
+    </w:p>
+    <w:p>
+      <w:pPr>
+        <w:pStyle w:val="Compact"/>
+        <w:numPr>
+          <w:ilvl w:val="0"/>
+          <w:numId w:val="1013"/>
+        </w:numPr>
+      </w:pPr>
+      <w:r>
+        <w:rPr>
+          <w:b/>
+          <w:bCs/>
+        </w:rPr>
+        <w:t xml:space="preserve">Full PAM depth</w:t>
       </w:r>
       <w:r>
         <w:t xml:space="preserve"> </w:t>
@@ -2825,10 +3066,7 @@
         <w:t xml:space="preserve">recording/replay</w:t>
       </w:r>
       <w:r>
-        <w:t xml:space="preserve"> </w:t>
-      </w:r>
-      <w:r>
-        <w:t xml:space="preserve">and an</w:t>
+        <w:t xml:space="preserve">, an</w:t>
       </w:r>
       <w:r>
         <w:t xml:space="preserve"> </w:t>
@@ -2841,6 +3079,35 @@
         <w:t xml:space="preserve">access review</w:t>
       </w:r>
       <w:r>
+        <w:t xml:space="preserve">,</w:t>
+      </w:r>
+      <w:r>
+        <w:t xml:space="preserve"> </w:t>
+      </w:r>
+      <w:r>
+        <w:rPr>
+          <w:b/>
+          <w:bCs/>
+        </w:rPr>
+        <w:t xml:space="preserve">just-in-time elevation</w:t>
+      </w:r>
+      <w:r>
+        <w:t xml:space="preserve"> </w:t>
+      </w:r>
+      <w:r>
+        <w:t xml:space="preserve">(no standing privilege), and a</w:t>
+      </w:r>
+      <w:r>
+        <w:t xml:space="preserve"> </w:t>
+      </w:r>
+      <w:r>
+        <w:rPr>
+          <w:b/>
+          <w:bCs/>
+        </w:rPr>
+        <w:t xml:space="preserve">risk-gated credential checkout</w:t>
+      </w:r>
+      <w:r>
         <w:t xml:space="preserve"> </w:t>
       </w:r>
       <w:r>
@@ -2868,7 +3135,42 @@
         <w:pStyle w:val="Compact"/>
         <w:numPr>
           <w:ilvl w:val="0"/>
-          <w:numId w:val="1012"/>
+          <w:numId w:val="1013"/>
+        </w:numPr>
+      </w:pPr>
+      <w:r>
+        <w:rPr>
+          <w:b/>
+          <w:bCs/>
+        </w:rPr>
+        <w:t xml:space="preserve">Risk-based authentication end to end</w:t>
+      </w:r>
+      <w:r>
+        <w:t xml:space="preserve"> </w:t>
+      </w:r>
+      <w:r>
+        <w:t xml:space="preserve">— the risk engine guards the</w:t>
+      </w:r>
+      <w:r>
+        <w:t xml:space="preserve"> </w:t>
+      </w:r>
+      <w:r>
+        <w:rPr>
+          <w:b/>
+          <w:bCs/>
+        </w:rPr>
+        <w:t xml:space="preserve">login screen itself</w:t>
+      </w:r>
+      <w:r>
+        <w:t xml:space="preserve">, not just the session.</w:t>
+      </w:r>
+    </w:p>
+    <w:p>
+      <w:pPr>
+        <w:pStyle w:val="Compact"/>
+        <w:numPr>
+          <w:ilvl w:val="0"/>
+          <w:numId w:val="1013"/>
         </w:numPr>
       </w:pPr>
       <w:r>
@@ -2922,7 +3224,7 @@
         <w:pStyle w:val="Compact"/>
         <w:numPr>
           <w:ilvl w:val="0"/>
-          <w:numId w:val="1012"/>
+          <w:numId w:val="1013"/>
         </w:numPr>
       </w:pPr>
       <w:r>
@@ -2936,7 +3238,23 @@
         <w:t xml:space="preserve"> </w:t>
       </w:r>
       <w:r>
-        <w:t xml:space="preserve">vault and tamper-evident audit log — with a</w:t>
+        <w:t xml:space="preserve">vault, tamper-evident audit log, and</w:t>
+      </w:r>
+      <w:r>
+        <w:t xml:space="preserve"> </w:t>
+      </w:r>
+      <w:r>
+        <w:rPr>
+          <w:b/>
+          <w:bCs/>
+        </w:rPr>
+        <w:t xml:space="preserve">signed incident reports</w:t>
+      </w:r>
+      <w:r>
+        <w:t xml:space="preserve"> </w:t>
+      </w:r>
+      <w:r>
+        <w:t xml:space="preserve">— with a</w:t>
       </w:r>
       <w:r>
         <w:t xml:space="preserve"> </w:t>
@@ -2969,7 +3287,7 @@
         <w:pStyle w:val="Compact"/>
         <w:numPr>
           <w:ilvl w:val="0"/>
-          <w:numId w:val="1013"/>
+          <w:numId w:val="1014"/>
         </w:numPr>
       </w:pPr>
       <w:r>
@@ -2991,7 +3309,7 @@
         <w:pStyle w:val="Compact"/>
         <w:numPr>
           <w:ilvl w:val="0"/>
-          <w:numId w:val="1013"/>
+          <w:numId w:val="1014"/>
         </w:numPr>
       </w:pPr>
       <w:r>
@@ -3013,7 +3331,7 @@
         <w:pStyle w:val="Compact"/>
         <w:numPr>
           <w:ilvl w:val="0"/>
-          <w:numId w:val="1013"/>
+          <w:numId w:val="1014"/>
         </w:numPr>
       </w:pPr>
       <w:r>
@@ -3055,7 +3373,23 @@
         <w:t xml:space="preserve"> </w:t>
       </w:r>
       <w:r>
-        <w:t xml:space="preserve">“Three differentiators. One: we cover all three insider types with distinct responses. Two: the AI is fully explainable. Three: we ship real post-quantum crypto, not a promise. Adoption is staged — start in monitor-only mode to build trust, then switch on step-up verification, and finally auto-blocking.”</w:t>
+        <w:t xml:space="preserve">“Four differentiators. One: we cover all three insider types with distinct responses. Two: the AI is explainable</w:t>
+      </w:r>
+      <w:r>
+        <w:t xml:space="preserve"> </w:t>
+      </w:r>
+      <w:r>
+        <w:rPr>
+          <w:i/>
+          <w:iCs/>
+        </w:rPr>
+        <w:t xml:space="preserve">and measured</w:t>
+      </w:r>
+      <w:r>
+        <w:t xml:space="preserve"> </w:t>
+      </w:r>
+      <w:r>
+        <w:t xml:space="preserve">— 100% detection with zero false blocks on a held-out benchmark. Three: real PAM depth — just-in-time elevation and a risk-gated quantum-safe credential checkout, so there’s no standing privilege. Four: we ship real post-quantum crypto, not a promise. Adoption is staged — monitor-only first, then step-up verification, then auto-blocking.”</w:t>
       </w:r>
     </w:p>
     <w:bookmarkEnd w:id="21"/>
@@ -3099,7 +3433,7 @@
         <w:pStyle w:val="Compact"/>
         <w:numPr>
           <w:ilvl w:val="0"/>
-          <w:numId w:val="1014"/>
+          <w:numId w:val="1015"/>
         </w:numPr>
       </w:pPr>
       <w:r>
@@ -3116,7 +3450,7 @@
         <w:pStyle w:val="Compact"/>
         <w:numPr>
           <w:ilvl w:val="0"/>
-          <w:numId w:val="1014"/>
+          <w:numId w:val="1015"/>
         </w:numPr>
       </w:pPr>
       <w:r>
@@ -3144,7 +3478,7 @@
         <w:pStyle w:val="Compact"/>
         <w:numPr>
           <w:ilvl w:val="0"/>
-          <w:numId w:val="1014"/>
+          <w:numId w:val="1015"/>
         </w:numPr>
       </w:pPr>
       <w:r>
@@ -3158,7 +3492,7 @@
           <w:b/>
           <w:bCs/>
         </w:rPr>
-        <w:t xml:space="preserve">one-command offline run; 40 tests; prebuilt UI committed.</w:t>
+        <w:t xml:space="preserve">one-command offline run; 54 tests; prebuilt UI committed.</w:t>
       </w:r>
     </w:p>
     <w:p>
@@ -3186,7 +3520,7 @@
         <w:t xml:space="preserve"> </w:t>
       </w:r>
       <w:r>
-        <w:t xml:space="preserve">“Here is the repository. It runs with a single command, fully offline, and ships with 40 passing tests and the prebuilt UI. This is our architecture at a glance — I’ll walk through it properly on the architecture slide.”</w:t>
+        <w:t xml:space="preserve">“Here is the repository. It runs with a single command, fully offline, and ships with 54 passing tests and the prebuilt UI. This is our architecture at a glance — I’ll walk through it properly on the architecture slide.”</w:t>
       </w:r>
     </w:p>
     <w:bookmarkEnd w:id="22"/>
@@ -3230,7 +3564,7 @@
         <w:pStyle w:val="Compact"/>
         <w:numPr>
           <w:ilvl w:val="0"/>
-          <w:numId w:val="1015"/>
+          <w:numId w:val="1016"/>
         </w:numPr>
       </w:pPr>
       <w:r>
@@ -3274,7 +3608,7 @@
         <w:pStyle w:val="Compact"/>
         <w:numPr>
           <w:ilvl w:val="0"/>
-          <w:numId w:val="1015"/>
+          <w:numId w:val="1016"/>
         </w:numPr>
       </w:pPr>
       <w:r>
@@ -3302,7 +3636,7 @@
         <w:pStyle w:val="Compact"/>
         <w:numPr>
           <w:ilvl w:val="0"/>
-          <w:numId w:val="1015"/>
+          <w:numId w:val="1016"/>
         </w:numPr>
       </w:pPr>
       <w:r>
@@ -3413,7 +3747,7 @@
         <w:pStyle w:val="Compact"/>
         <w:numPr>
           <w:ilvl w:val="0"/>
-          <w:numId w:val="1016"/>
+          <w:numId w:val="1017"/>
         </w:numPr>
       </w:pPr>
       <w:r>
@@ -3461,7 +3795,7 @@
         <w:pStyle w:val="Compact"/>
         <w:numPr>
           <w:ilvl w:val="0"/>
-          <w:numId w:val="1016"/>
+          <w:numId w:val="1017"/>
         </w:numPr>
       </w:pPr>
       <w:r>
@@ -3503,15 +3837,114 @@
         <w:t xml:space="preserve"> </w:t>
       </w:r>
       <w:r>
-        <w:t xml:space="preserve">layer.</w:t>
-      </w:r>
-    </w:p>
-    <w:p>
-      <w:pPr>
-        <w:pStyle w:val="Compact"/>
-        <w:numPr>
-          <w:ilvl w:val="0"/>
-          <w:numId w:val="1016"/>
+        <w:t xml:space="preserve">layer — and the AI is</w:t>
+      </w:r>
+      <w:r>
+        <w:t xml:space="preserve"> </w:t>
+      </w:r>
+      <w:r>
+        <w:rPr>
+          <w:b/>
+          <w:bCs/>
+        </w:rPr>
+        <w:t xml:space="preserve">measured</w:t>
+      </w:r>
+      <w:r>
+        <w:t xml:space="preserve">, not just claimed (a held-out benchmark on screen).</w:t>
+      </w:r>
+    </w:p>
+    <w:p>
+      <w:pPr>
+        <w:pStyle w:val="Compact"/>
+        <w:numPr>
+          <w:ilvl w:val="0"/>
+          <w:numId w:val="1017"/>
+        </w:numPr>
+      </w:pPr>
+      <w:r>
+        <w:rPr>
+          <w:b/>
+          <w:bCs/>
+        </w:rPr>
+        <w:t xml:space="preserve">Risk-based control from the front door</w:t>
+      </w:r>
+      <w:r>
+        <w:t xml:space="preserve"> </w:t>
+      </w:r>
+      <w:r>
+        <w:t xml:space="preserve">— the same engine challenges a risky</w:t>
+      </w:r>
+      <w:r>
+        <w:t xml:space="preserve"> </w:t>
+      </w:r>
+      <w:r>
+        <w:rPr>
+          <w:b/>
+          <w:bCs/>
+        </w:rPr>
+        <w:t xml:space="preserve">login</w:t>
+      </w:r>
+      <w:r>
+        <w:t xml:space="preserve"> </w:t>
+      </w:r>
+      <w:r>
+        <w:t xml:space="preserve">with MFA before any token is issued.</w:t>
+      </w:r>
+    </w:p>
+    <w:p>
+      <w:pPr>
+        <w:pStyle w:val="Compact"/>
+        <w:numPr>
+          <w:ilvl w:val="0"/>
+          <w:numId w:val="1017"/>
+        </w:numPr>
+      </w:pPr>
+      <w:r>
+        <w:rPr>
+          <w:b/>
+          <w:bCs/>
+        </w:rPr>
+        <w:t xml:space="preserve">No standing privilege</w:t>
+      </w:r>
+      <w:r>
+        <w:t xml:space="preserve"> </w:t>
+      </w:r>
+      <w:r>
+        <w:t xml:space="preserve">— escalation needs an approved, auto-expiring</w:t>
+      </w:r>
+      <w:r>
+        <w:t xml:space="preserve"> </w:t>
+      </w:r>
+      <w:r>
+        <w:rPr>
+          <w:b/>
+          <w:bCs/>
+        </w:rPr>
+        <w:t xml:space="preserve">JIT grant</w:t>
+      </w:r>
+      <w:r>
+        <w:t xml:space="preserve">; secrets come out of the quantum vault only on a</w:t>
+      </w:r>
+      <w:r>
+        <w:t xml:space="preserve"> </w:t>
+      </w:r>
+      <w:r>
+        <w:rPr>
+          <w:b/>
+          <w:bCs/>
+        </w:rPr>
+        <w:t xml:space="preserve">risk-gated 5-minute lease</w:t>
+      </w:r>
+      <w:r>
+        <w:t xml:space="preserve">.</w:t>
+      </w:r>
+    </w:p>
+    <w:p>
+      <w:pPr>
+        <w:pStyle w:val="Compact"/>
+        <w:numPr>
+          <w:ilvl w:val="0"/>
+          <w:numId w:val="1017"/>
         </w:numPr>
       </w:pPr>
       <w:r>
@@ -3533,7 +3966,7 @@
         <w:pStyle w:val="Compact"/>
         <w:numPr>
           <w:ilvl w:val="0"/>
-          <w:numId w:val="1016"/>
+          <w:numId w:val="1017"/>
         </w:numPr>
       </w:pPr>
       <w:r>
@@ -3584,7 +4017,7 @@
         <w:pStyle w:val="Compact"/>
         <w:numPr>
           <w:ilvl w:val="0"/>
-          <w:numId w:val="1016"/>
+          <w:numId w:val="1017"/>
         </w:numPr>
       </w:pPr>
       <w:r>
@@ -3598,7 +4031,20 @@
         <w:t xml:space="preserve"> </w:t>
       </w:r>
       <w:r>
-        <w:t xml:space="preserve">— you literally cannot silently edit the log.</w:t>
+        <w:t xml:space="preserve">— you literally cannot silently edit the log; incidents export as</w:t>
+      </w:r>
+      <w:r>
+        <w:t xml:space="preserve"> </w:t>
+      </w:r>
+      <w:r>
+        <w:rPr>
+          <w:b/>
+          <w:bCs/>
+        </w:rPr>
+        <w:t xml:space="preserve">ML-DSA-signed evidence packs</w:t>
+      </w:r>
+      <w:r>
+        <w:t xml:space="preserve">.</w:t>
       </w:r>
     </w:p>
     <w:p>
@@ -3662,7 +4108,7 @@
         <w:pStyle w:val="Compact"/>
         <w:numPr>
           <w:ilvl w:val="0"/>
-          <w:numId w:val="1017"/>
+          <w:numId w:val="1018"/>
         </w:numPr>
       </w:pPr>
       <w:r>
@@ -3678,7 +4124,7 @@
         <w:pStyle w:val="Compact"/>
         <w:numPr>
           <w:ilvl w:val="0"/>
-          <w:numId w:val="1017"/>
+          <w:numId w:val="1018"/>
         </w:numPr>
       </w:pPr>
       <w:r>
@@ -3702,7 +4148,39 @@
         <w:t xml:space="preserve">Accounts, Payments, Transactions, Approvals</w:t>
       </w:r>
       <w:r>
-        <w:t xml:space="preserve">) plus the action console; feedback is instant and obvious — green</w:t>
+        <w:t xml:space="preserve">) plus the action console, a</w:t>
+      </w:r>
+      <w:r>
+        <w:t xml:space="preserve"> </w:t>
+      </w:r>
+      <w:r>
+        <w:rPr>
+          <w:b/>
+          <w:bCs/>
+        </w:rPr>
+        <w:t xml:space="preserve">Credential Vault</w:t>
+      </w:r>
+      <w:r>
+        <w:t xml:space="preserve"> </w:t>
+      </w:r>
+      <w:r>
+        <w:t xml:space="preserve">(checkout with a live lease countdown) and a</w:t>
+      </w:r>
+      <w:r>
+        <w:t xml:space="preserve"> </w:t>
+      </w:r>
+      <w:r>
+        <w:rPr>
+          <w:b/>
+          <w:bCs/>
+        </w:rPr>
+        <w:t xml:space="preserve">JIT Access</w:t>
+      </w:r>
+      <w:r>
+        <w:t xml:space="preserve"> </w:t>
+      </w:r>
+      <w:r>
+        <w:t xml:space="preserve">desk (request elevation, watch it activate and expire); feedback is instant and obvious — green</w:t>
       </w:r>
       <w:r>
         <w:t xml:space="preserve"> </w:t>
@@ -3775,7 +4253,7 @@
         <w:pStyle w:val="Compact"/>
         <w:numPr>
           <w:ilvl w:val="0"/>
-          <w:numId w:val="1017"/>
+          <w:numId w:val="1018"/>
         </w:numPr>
       </w:pPr>
       <w:r>
@@ -3813,7 +4291,7 @@
         <w:pStyle w:val="Compact"/>
         <w:numPr>
           <w:ilvl w:val="0"/>
-          <w:numId w:val="1017"/>
+          <w:numId w:val="1018"/>
         </w:numPr>
       </w:pPr>
       <w:r>
@@ -3918,7 +4396,7 @@
         <w:pStyle w:val="Compact"/>
         <w:numPr>
           <w:ilvl w:val="0"/>
-          <w:numId w:val="1018"/>
+          <w:numId w:val="1019"/>
         </w:numPr>
       </w:pPr>
       <w:r>
@@ -3940,7 +4418,7 @@
         <w:pStyle w:val="Compact"/>
         <w:numPr>
           <w:ilvl w:val="0"/>
-          <w:numId w:val="1018"/>
+          <w:numId w:val="1019"/>
         </w:numPr>
       </w:pPr>
       <w:r>
@@ -3962,7 +4440,7 @@
         <w:pStyle w:val="Compact"/>
         <w:numPr>
           <w:ilvl w:val="0"/>
-          <w:numId w:val="1018"/>
+          <w:numId w:val="1019"/>
         </w:numPr>
       </w:pPr>
       <w:r>
@@ -3984,7 +4462,7 @@
         <w:pStyle w:val="Compact"/>
         <w:numPr>
           <w:ilvl w:val="0"/>
-          <w:numId w:val="1018"/>
+          <w:numId w:val="1019"/>
         </w:numPr>
       </w:pPr>
       <w:r>
@@ -4012,7 +4490,7 @@
         <w:pStyle w:val="Compact"/>
         <w:numPr>
           <w:ilvl w:val="0"/>
-          <w:numId w:val="1018"/>
+          <w:numId w:val="1019"/>
         </w:numPr>
       </w:pPr>
       <w:r>
@@ -4106,7 +4584,7 @@
         <w:pStyle w:val="Compact"/>
         <w:numPr>
           <w:ilvl w:val="0"/>
-          <w:numId w:val="1019"/>
+          <w:numId w:val="1020"/>
         </w:numPr>
       </w:pPr>
       <w:r>
@@ -4165,7 +4643,7 @@
         <w:pStyle w:val="Compact"/>
         <w:numPr>
           <w:ilvl w:val="0"/>
-          <w:numId w:val="1019"/>
+          <w:numId w:val="1020"/>
         </w:numPr>
       </w:pPr>
       <w:r>
@@ -4203,7 +4681,7 @@
         <w:pStyle w:val="Compact"/>
         <w:numPr>
           <w:ilvl w:val="0"/>
-          <w:numId w:val="1019"/>
+          <w:numId w:val="1020"/>
         </w:numPr>
       </w:pPr>
       <w:r>
@@ -4249,7 +4727,7 @@
         <w:pStyle w:val="Compact"/>
         <w:numPr>
           <w:ilvl w:val="0"/>
-          <w:numId w:val="1019"/>
+          <w:numId w:val="1020"/>
         </w:numPr>
       </w:pPr>
       <w:r>
@@ -4271,7 +4749,7 @@
         <w:pStyle w:val="Compact"/>
         <w:numPr>
           <w:ilvl w:val="0"/>
-          <w:numId w:val="1019"/>
+          <w:numId w:val="1020"/>
         </w:numPr>
       </w:pPr>
       <w:r>
@@ -4308,7 +4786,7 @@
         <w:pStyle w:val="Compact"/>
         <w:numPr>
           <w:ilvl w:val="0"/>
-          <w:numId w:val="1019"/>
+          <w:numId w:val="1020"/>
         </w:numPr>
       </w:pPr>
       <w:r>
@@ -4338,7 +4816,7 @@
           <w:b/>
           <w:bCs/>
         </w:rPr>
-        <w:t xml:space="preserve">40 automated tests</w:t>
+        <w:t xml:space="preserve">54 automated tests</w:t>
       </w:r>
       <w:r>
         <w:t xml:space="preserve"> </w:t>
@@ -4352,7 +4830,7 @@
         <w:pStyle w:val="Compact"/>
         <w:numPr>
           <w:ilvl w:val="0"/>
-          <w:numId w:val="1019"/>
+          <w:numId w:val="1020"/>
         </w:numPr>
       </w:pPr>
       <w:r>
@@ -4452,7 +4930,7 @@
         <w:pStyle w:val="Compact"/>
         <w:numPr>
           <w:ilvl w:val="0"/>
-          <w:numId w:val="1020"/>
+          <w:numId w:val="1021"/>
         </w:numPr>
       </w:pPr>
       <w:r>
@@ -4487,7 +4965,7 @@
         <w:pStyle w:val="Compact"/>
         <w:numPr>
           <w:ilvl w:val="0"/>
-          <w:numId w:val="1020"/>
+          <w:numId w:val="1021"/>
         </w:numPr>
       </w:pPr>
       <w:r>
@@ -4525,7 +5003,7 @@
         <w:pStyle w:val="Compact"/>
         <w:numPr>
           <w:ilvl w:val="0"/>
-          <w:numId w:val="1020"/>
+          <w:numId w:val="1021"/>
         </w:numPr>
       </w:pPr>
       <w:r>
@@ -4560,7 +5038,7 @@
         <w:pStyle w:val="Compact"/>
         <w:numPr>
           <w:ilvl w:val="0"/>
-          <w:numId w:val="1020"/>
+          <w:numId w:val="1021"/>
         </w:numPr>
       </w:pPr>
       <w:r>
@@ -4582,7 +5060,7 @@
         <w:pStyle w:val="Compact"/>
         <w:numPr>
           <w:ilvl w:val="0"/>
-          <w:numId w:val="1020"/>
+          <w:numId w:val="1021"/>
         </w:numPr>
       </w:pPr>
       <w:r>
@@ -4622,7 +5100,7 @@
         <w:t xml:space="preserve">signed tokens</w:t>
       </w:r>
       <w:r>
-        <w:t xml:space="preserve">, and SOC APIs are</w:t>
+        <w:t xml:space="preserve">, SOC APIs are</w:t>
       </w:r>
       <w:r>
         <w:t xml:space="preserve"> </w:t>
@@ -4635,6 +5113,19 @@
         <w:t xml:space="preserve">analyst-only</w:t>
       </w:r>
       <w:r>
+        <w:t xml:space="preserve">, and a</w:t>
+      </w:r>
+      <w:r>
+        <w:t xml:space="preserve"> </w:t>
+      </w:r>
+      <w:r>
+        <w:rPr>
+          <w:b/>
+          <w:bCs/>
+        </w:rPr>
+        <w:t xml:space="preserve">risky login must pass step-up MFA at the door</w:t>
+      </w:r>
+      <w:r>
         <w:t xml:space="preserve">.</w:t>
       </w:r>
     </w:p>
@@ -4643,7 +5134,7 @@
         <w:pStyle w:val="Compact"/>
         <w:numPr>
           <w:ilvl w:val="0"/>
-          <w:numId w:val="1020"/>
+          <w:numId w:val="1021"/>
         </w:numPr>
       </w:pPr>
       <w:r>
@@ -4825,7 +5316,7 @@
         <w:pStyle w:val="Compact"/>
         <w:numPr>
           <w:ilvl w:val="0"/>
-          <w:numId w:val="1021"/>
+          <w:numId w:val="1022"/>
         </w:numPr>
       </w:pPr>
       <w:r>
@@ -4847,7 +5338,7 @@
         <w:pStyle w:val="Compact"/>
         <w:numPr>
           <w:ilvl w:val="0"/>
-          <w:numId w:val="1021"/>
+          <w:numId w:val="1022"/>
         </w:numPr>
       </w:pPr>
       <w:r>
@@ -4885,7 +5376,7 @@
         <w:pStyle w:val="Compact"/>
         <w:numPr>
           <w:ilvl w:val="0"/>
-          <w:numId w:val="1021"/>
+          <w:numId w:val="1022"/>
         </w:numPr>
       </w:pPr>
       <w:r>
@@ -4923,7 +5414,7 @@
         <w:pStyle w:val="Compact"/>
         <w:numPr>
           <w:ilvl w:val="0"/>
-          <w:numId w:val="1021"/>
+          <w:numId w:val="1022"/>
         </w:numPr>
       </w:pPr>
       <w:r>
@@ -4945,7 +5436,7 @@
         <w:pStyle w:val="Compact"/>
         <w:numPr>
           <w:ilvl w:val="0"/>
-          <w:numId w:val="1021"/>
+          <w:numId w:val="1022"/>
         </w:numPr>
       </w:pPr>
       <w:r>
@@ -4996,7 +5487,7 @@
         <w:pStyle w:val="Compact"/>
         <w:numPr>
           <w:ilvl w:val="0"/>
-          <w:numId w:val="1021"/>
+          <w:numId w:val="1022"/>
         </w:numPr>
       </w:pPr>
       <w:r>
@@ -5255,7 +5746,7 @@
         <w:pStyle w:val="Compact"/>
         <w:numPr>
           <w:ilvl w:val="0"/>
-          <w:numId w:val="1022"/>
+          <w:numId w:val="1023"/>
         </w:numPr>
       </w:pPr>
       <w:r>
@@ -5287,7 +5778,7 @@
         <w:pStyle w:val="Compact"/>
         <w:numPr>
           <w:ilvl w:val="0"/>
-          <w:numId w:val="1022"/>
+          <w:numId w:val="1023"/>
         </w:numPr>
       </w:pPr>
       <w:r>
@@ -5364,7 +5855,7 @@
         <w:pStyle w:val="Compact"/>
         <w:numPr>
           <w:ilvl w:val="0"/>
-          <w:numId w:val="1022"/>
+          <w:numId w:val="1023"/>
         </w:numPr>
       </w:pPr>
       <w:r>
@@ -5458,7 +5949,7 @@
         <w:pStyle w:val="Compact"/>
         <w:numPr>
           <w:ilvl w:val="0"/>
-          <w:numId w:val="1022"/>
+          <w:numId w:val="1023"/>
         </w:numPr>
       </w:pPr>
       <w:r>
@@ -5503,7 +5994,7 @@
         <w:pStyle w:val="Compact"/>
         <w:numPr>
           <w:ilvl w:val="0"/>
-          <w:numId w:val="1022"/>
+          <w:numId w:val="1023"/>
         </w:numPr>
       </w:pPr>
       <w:r>
@@ -5577,7 +6068,7 @@
         <w:pStyle w:val="Compact"/>
         <w:numPr>
           <w:ilvl w:val="0"/>
-          <w:numId w:val="1022"/>
+          <w:numId w:val="1023"/>
         </w:numPr>
       </w:pPr>
       <w:r>
@@ -5609,7 +6100,7 @@
         <w:pStyle w:val="Compact"/>
         <w:numPr>
           <w:ilvl w:val="0"/>
-          <w:numId w:val="1022"/>
+          <w:numId w:val="1023"/>
         </w:numPr>
       </w:pPr>
       <w:r>
@@ -5631,7 +6122,7 @@
         <w:pStyle w:val="Compact"/>
         <w:numPr>
           <w:ilvl w:val="0"/>
-          <w:numId w:val="1022"/>
+          <w:numId w:val="1023"/>
         </w:numPr>
       </w:pPr>
       <w:r>
@@ -5738,9 +6229,9 @@
       <w:r>
         <w:drawing>
           <wp:inline>
-            <wp:extent cx="5334000" cy="3758803"/>
+            <wp:extent cx="5334000" cy="4381130"/>
             <wp:effectExtent b="0" l="0" r="0" t="0"/>
-            <wp:docPr descr="Entity model — the nine tables and how they connect." title="" id="38" name="Picture"/>
+            <wp:docPr descr="Entity model — the eleven tables and how they connect." title="" id="38" name="Picture"/>
             <a:graphic>
               <a:graphicData uri="http://schemas.openxmlformats.org/drawingml/2006/picture">
                 <pic:pic>
@@ -5759,7 +6250,7 @@
                   <pic:spPr bwMode="auto">
                     <a:xfrm>
                       <a:off x="0" y="0"/>
-                      <a:ext cx="5334000" cy="3758803"/>
+                      <a:ext cx="5334000" cy="4381130"/>
                     </a:xfrm>
                     <a:prstGeom prst="rect">
                       <a:avLst/>
@@ -5783,7 +6274,7 @@
         <w:pStyle w:val="ImageCaption"/>
       </w:pPr>
       <w:r>
-        <w:t xml:space="preserve">Entity model — the nine tables and how they connect.</w:t>
+        <w:t xml:space="preserve">Entity model — the eleven tables and how they connect.</w:t>
       </w:r>
     </w:p>
     <w:p>
@@ -5807,15 +6298,15 @@
         <w:t xml:space="preserve"> </w:t>
       </w:r>
       <w:r>
-        <w:t xml:space="preserve">— nine drawers and how they reference each other.</w:t>
-      </w:r>
-    </w:p>
-    <w:p>
-      <w:pPr>
-        <w:pStyle w:val="Compact"/>
-        <w:numPr>
-          <w:ilvl w:val="0"/>
-          <w:numId w:val="1023"/>
+        <w:t xml:space="preserve">— eleven drawers and how they reference each other.</w:t>
+      </w:r>
+    </w:p>
+    <w:p>
+      <w:pPr>
+        <w:pStyle w:val="Compact"/>
+        <w:numPr>
+          <w:ilvl w:val="0"/>
+          <w:numId w:val="1024"/>
         </w:numPr>
       </w:pPr>
       <w:r>
@@ -5860,7 +6351,7 @@
         <w:pStyle w:val="Compact"/>
         <w:numPr>
           <w:ilvl w:val="0"/>
-          <w:numId w:val="1023"/>
+          <w:numId w:val="1024"/>
         </w:numPr>
       </w:pPr>
       <w:r>
@@ -5902,7 +6393,7 @@
         <w:pStyle w:val="Compact"/>
         <w:numPr>
           <w:ilvl w:val="0"/>
-          <w:numId w:val="1023"/>
+          <w:numId w:val="1024"/>
         </w:numPr>
       </w:pPr>
       <w:r>
@@ -5934,7 +6425,7 @@
         <w:pStyle w:val="Compact"/>
         <w:numPr>
           <w:ilvl w:val="0"/>
-          <w:numId w:val="1023"/>
+          <w:numId w:val="1024"/>
         </w:numPr>
       </w:pPr>
       <w:r>
@@ -5995,7 +6486,7 @@
         <w:pStyle w:val="Compact"/>
         <w:numPr>
           <w:ilvl w:val="0"/>
-          <w:numId w:val="1023"/>
+          <w:numId w:val="1024"/>
         </w:numPr>
       </w:pPr>
       <w:r>
@@ -6040,7 +6531,7 @@
         <w:pStyle w:val="Compact"/>
         <w:numPr>
           <w:ilvl w:val="0"/>
-          <w:numId w:val="1023"/>
+          <w:numId w:val="1024"/>
         </w:numPr>
       </w:pPr>
       <w:r>
@@ -6098,7 +6589,7 @@
         <w:pStyle w:val="Compact"/>
         <w:numPr>
           <w:ilvl w:val="0"/>
-          <w:numId w:val="1023"/>
+          <w:numId w:val="1024"/>
         </w:numPr>
       </w:pPr>
       <w:r>
@@ -6130,7 +6621,7 @@
         <w:pStyle w:val="Compact"/>
         <w:numPr>
           <w:ilvl w:val="0"/>
-          <w:numId w:val="1023"/>
+          <w:numId w:val="1024"/>
         </w:numPr>
       </w:pPr>
       <w:r>
@@ -6162,7 +6653,7 @@
         <w:pStyle w:val="Compact"/>
         <w:numPr>
           <w:ilvl w:val="0"/>
-          <w:numId w:val="1023"/>
+          <w:numId w:val="1024"/>
         </w:numPr>
       </w:pPr>
       <w:r>
@@ -6201,6 +6692,93 @@
     </w:p>
     <w:p>
       <w:pPr>
+        <w:pStyle w:val="Compact"/>
+        <w:numPr>
+          <w:ilvl w:val="0"/>
+          <w:numId w:val="1024"/>
+        </w:numPr>
+      </w:pPr>
+      <w:r>
+        <w:rPr>
+          <w:b/>
+          <w:bCs/>
+        </w:rPr>
+        <w:t xml:space="preserve">JITGRANT</w:t>
+      </w:r>
+      <w:r>
+        <w:t xml:space="preserve"> </w:t>
+      </w:r>
+      <w:r>
+        <w:t xml:space="preserve">— one just-in-time elevation request: who, which privilege, the justification, the duration, its status (</w:t>
+      </w:r>
+      <w:r>
+        <w:rPr>
+          <w:b/>
+          <w:bCs/>
+        </w:rPr>
+        <w:t xml:space="preserve">pending / active / denied / expired</w:t>
+      </w:r>
+      <w:r>
+        <w:t xml:space="preserve">), who approved it, and when it expires.</w:t>
+      </w:r>
+      <w:r>
+        <w:t xml:space="preserve"> </w:t>
+      </w:r>
+      <w:r>
+        <w:rPr>
+          <w:i/>
+          <w:iCs/>
+        </w:rPr>
+        <w:t xml:space="preserve">(A visitor pass with an expiry time printed on it.)</w:t>
+      </w:r>
+    </w:p>
+    <w:p>
+      <w:pPr>
+        <w:pStyle w:val="Compact"/>
+        <w:numPr>
+          <w:ilvl w:val="0"/>
+          <w:numId w:val="1024"/>
+        </w:numPr>
+      </w:pPr>
+      <w:r>
+        <w:rPr>
+          <w:b/>
+          <w:bCs/>
+        </w:rPr>
+        <w:t xml:space="preserve">CREDENTIALCHECKOUT</w:t>
+      </w:r>
+      <w:r>
+        <w:t xml:space="preserve"> </w:t>
+      </w:r>
+      <w:r>
+        <w:t xml:space="preserve">— one vault checkout: which secret, who took it, when the lease ends, the session risk at the moment of checkout, and whether it was</w:t>
+      </w:r>
+      <w:r>
+        <w:t xml:space="preserve"> </w:t>
+      </w:r>
+      <w:r>
+        <w:rPr>
+          <w:b/>
+          <w:bCs/>
+        </w:rPr>
+        <w:t xml:space="preserve">refused</w:t>
+      </w:r>
+      <w:r>
+        <w:t xml:space="preserve">.</w:t>
+      </w:r>
+      <w:r>
+        <w:t xml:space="preserve"> </w:t>
+      </w:r>
+      <w:r>
+        <w:rPr>
+          <w:i/>
+          <w:iCs/>
+        </w:rPr>
+        <w:t xml:space="preserve">(The sign-out register for the key safe — including the times the safe said no.)</w:t>
+      </w:r>
+    </w:p>
+    <w:p>
+      <w:pPr>
         <w:pStyle w:val="FirstParagraph"/>
       </w:pPr>
       <w:r>
@@ -6229,7 +6807,7 @@
         <w:t xml:space="preserve">“one-to-many”</w:t>
       </w:r>
       <w:r>
-        <w:t xml:space="preserve">: one USER has many SESSIONS; one SESSION has many EVENTS and a command recording; one BANKACCOUNT has many BANKTRANSACTIONS.</w:t>
+        <w:t xml:space="preserve">: one USER has many SESSIONS; one SESSION has many EVENTS and a command recording; one BANKACCOUNT has many BANKTRANSACTIONS; one VAULTITEM has many CHECKOUTS.</w:t>
       </w:r>
       <w:r>
         <w:t xml:space="preserve"> </w:t>
@@ -6263,7 +6841,7 @@
         <w:t xml:space="preserve"> </w:t>
       </w:r>
       <w:r>
-        <w:t xml:space="preserve">and a</w:t>
+        <w:t xml:space="preserve">a</w:t>
       </w:r>
       <w:r>
         <w:t xml:space="preserve"> </w:t>
@@ -6274,6 +6852,19 @@
           <w:bCs/>
         </w:rPr>
         <w:t xml:space="preserve">real banking ledger</w:t>
+      </w:r>
+      <w:r>
+        <w:t xml:space="preserve">, and the</w:t>
+      </w:r>
+      <w:r>
+        <w:t xml:space="preserve"> </w:t>
+      </w:r>
+      <w:r>
+        <w:rPr>
+          <w:b/>
+          <w:bCs/>
+        </w:rPr>
+        <w:t xml:space="preserve">JIT / checkout PAM workflows</w:t>
       </w:r>
       <w:r>
         <w:t xml:space="preserve"> </w:t>
@@ -6389,7 +6980,7 @@
         <w:pStyle w:val="Compact"/>
         <w:numPr>
           <w:ilvl w:val="0"/>
-          <w:numId w:val="1024"/>
+          <w:numId w:val="1025"/>
         </w:numPr>
       </w:pPr>
       <w:r>
@@ -6423,7 +7014,7 @@
         <w:pStyle w:val="Compact"/>
         <w:numPr>
           <w:ilvl w:val="0"/>
-          <w:numId w:val="1024"/>
+          <w:numId w:val="1025"/>
         </w:numPr>
       </w:pPr>
       <w:r>
@@ -6474,7 +7065,7 @@
         <w:pStyle w:val="Compact"/>
         <w:numPr>
           <w:ilvl w:val="0"/>
-          <w:numId w:val="1024"/>
+          <w:numId w:val="1025"/>
         </w:numPr>
       </w:pPr>
       <w:r>
@@ -6502,7 +7093,7 @@
         <w:pStyle w:val="Compact"/>
         <w:numPr>
           <w:ilvl w:val="0"/>
-          <w:numId w:val="1024"/>
+          <w:numId w:val="1025"/>
         </w:numPr>
       </w:pPr>
       <w:r>
@@ -6524,7 +7115,7 @@
         <w:pStyle w:val="Compact"/>
         <w:numPr>
           <w:ilvl w:val="1"/>
-          <w:numId w:val="1025"/>
+          <w:numId w:val="1026"/>
         </w:numPr>
       </w:pPr>
       <w:r>
@@ -6546,7 +7137,7 @@
         <w:pStyle w:val="Compact"/>
         <w:numPr>
           <w:ilvl w:val="1"/>
-          <w:numId w:val="1025"/>
+          <w:numId w:val="1026"/>
         </w:numPr>
       </w:pPr>
       <w:r>
@@ -6568,7 +7159,7 @@
         <w:pStyle w:val="Compact"/>
         <w:numPr>
           <w:ilvl w:val="1"/>
-          <w:numId w:val="1025"/>
+          <w:numId w:val="1026"/>
         </w:numPr>
       </w:pPr>
       <w:r>
@@ -6590,7 +7181,7 @@
         <w:pStyle w:val="Compact"/>
         <w:numPr>
           <w:ilvl w:val="1"/>
-          <w:numId w:val="1025"/>
+          <w:numId w:val="1026"/>
         </w:numPr>
       </w:pPr>
       <w:r>
@@ -6782,7 +7373,7 @@
         <w:pStyle w:val="Compact"/>
         <w:numPr>
           <w:ilvl w:val="0"/>
-          <w:numId w:val="1026"/>
+          <w:numId w:val="1027"/>
         </w:numPr>
       </w:pPr>
       <w:r>
@@ -6814,7 +7405,7 @@
         <w:pStyle w:val="Compact"/>
         <w:numPr>
           <w:ilvl w:val="0"/>
-          <w:numId w:val="1026"/>
+          <w:numId w:val="1027"/>
         </w:numPr>
       </w:pPr>
       <w:r>
@@ -6846,7 +7437,7 @@
         <w:pStyle w:val="Compact"/>
         <w:numPr>
           <w:ilvl w:val="0"/>
-          <w:numId w:val="1026"/>
+          <w:numId w:val="1027"/>
         </w:numPr>
       </w:pPr>
       <w:r>
@@ -6998,7 +7589,7 @@
         <w:pStyle w:val="Compact"/>
         <w:numPr>
           <w:ilvl w:val="0"/>
-          <w:numId w:val="1027"/>
+          <w:numId w:val="1028"/>
         </w:numPr>
       </w:pPr>
       <w:r>
@@ -7020,7 +7611,7 @@
         <w:pStyle w:val="Compact"/>
         <w:numPr>
           <w:ilvl w:val="0"/>
-          <w:numId w:val="1027"/>
+          <w:numId w:val="1028"/>
         </w:numPr>
       </w:pPr>
       <w:r>
@@ -7052,7 +7643,7 @@
         <w:pStyle w:val="Compact"/>
         <w:numPr>
           <w:ilvl w:val="0"/>
-          <w:numId w:val="1027"/>
+          <w:numId w:val="1028"/>
         </w:numPr>
       </w:pPr>
       <w:r>
@@ -7075,7 +7666,7 @@
         <w:pStyle w:val="Compact"/>
         <w:numPr>
           <w:ilvl w:val="1"/>
-          <w:numId w:val="1028"/>
+          <w:numId w:val="1029"/>
         </w:numPr>
       </w:pPr>
       <w:r>
@@ -7097,7 +7688,7 @@
         <w:pStyle w:val="Compact"/>
         <w:numPr>
           <w:ilvl w:val="1"/>
-          <w:numId w:val="1028"/>
+          <w:numId w:val="1029"/>
         </w:numPr>
       </w:pPr>
       <w:r>
@@ -7135,77 +7726,77 @@
         <w:pStyle w:val="Compact"/>
         <w:numPr>
           <w:ilvl w:val="1"/>
+          <w:numId w:val="1029"/>
+        </w:numPr>
+      </w:pPr>
+      <w:r>
+        <w:rPr>
+          <w:b/>
+          <w:bCs/>
+        </w:rPr>
+        <w:t xml:space="preserve">MAKER-CHECKER</w:t>
+      </w:r>
+      <w:r>
+        <w:t xml:space="preserve"> </w:t>
+      </w:r>
+      <w:r>
+        <w:t xml:space="preserve">-&gt; held for a second approver (not saved yet).</w:t>
+      </w:r>
+    </w:p>
+    <w:p>
+      <w:pPr>
+        <w:pStyle w:val="Compact"/>
+        <w:numPr>
+          <w:ilvl w:val="1"/>
+          <w:numId w:val="1029"/>
+        </w:numPr>
+      </w:pPr>
+      <w:r>
+        <w:rPr>
+          <w:b/>
+          <w:bCs/>
+        </w:rPr>
+        <w:t xml:space="preserve">BLOCK</w:t>
+      </w:r>
+      <w:r>
+        <w:t xml:space="preserve"> </w:t>
+      </w:r>
+      <w:r>
+        <w:t xml:space="preserve">-&gt; the attempt is logged as</w:t>
+      </w:r>
+      <w:r>
+        <w:t xml:space="preserve"> </w:t>
+      </w:r>
+      <w:r>
+        <w:rPr>
+          <w:b/>
+          <w:bCs/>
+        </w:rPr>
+        <w:t xml:space="preserve">DENIED</w:t>
+      </w:r>
+      <w:r>
+        <w:t xml:space="preserve">, the session is frozen, and the account is</w:t>
+      </w:r>
+      <w:r>
+        <w:t xml:space="preserve"> </w:t>
+      </w:r>
+      <w:r>
+        <w:rPr>
+          <w:b/>
+          <w:bCs/>
+        </w:rPr>
+        <w:t xml:space="preserve">locked</w:t>
+      </w:r>
+      <w:r>
+        <w:t xml:space="preserve">.</w:t>
+      </w:r>
+    </w:p>
+    <w:p>
+      <w:pPr>
+        <w:pStyle w:val="Compact"/>
+        <w:numPr>
+          <w:ilvl w:val="0"/>
           <w:numId w:val="1028"/>
-        </w:numPr>
-      </w:pPr>
-      <w:r>
-        <w:rPr>
-          <w:b/>
-          <w:bCs/>
-        </w:rPr>
-        <w:t xml:space="preserve">MAKER-CHECKER</w:t>
-      </w:r>
-      <w:r>
-        <w:t xml:space="preserve"> </w:t>
-      </w:r>
-      <w:r>
-        <w:t xml:space="preserve">-&gt; held for a second approver (not saved yet).</w:t>
-      </w:r>
-    </w:p>
-    <w:p>
-      <w:pPr>
-        <w:pStyle w:val="Compact"/>
-        <w:numPr>
-          <w:ilvl w:val="1"/>
-          <w:numId w:val="1028"/>
-        </w:numPr>
-      </w:pPr>
-      <w:r>
-        <w:rPr>
-          <w:b/>
-          <w:bCs/>
-        </w:rPr>
-        <w:t xml:space="preserve">BLOCK</w:t>
-      </w:r>
-      <w:r>
-        <w:t xml:space="preserve"> </w:t>
-      </w:r>
-      <w:r>
-        <w:t xml:space="preserve">-&gt; the attempt is logged as</w:t>
-      </w:r>
-      <w:r>
-        <w:t xml:space="preserve"> </w:t>
-      </w:r>
-      <w:r>
-        <w:rPr>
-          <w:b/>
-          <w:bCs/>
-        </w:rPr>
-        <w:t xml:space="preserve">DENIED</w:t>
-      </w:r>
-      <w:r>
-        <w:t xml:space="preserve">, the session is frozen, and the account is</w:t>
-      </w:r>
-      <w:r>
-        <w:t xml:space="preserve"> </w:t>
-      </w:r>
-      <w:r>
-        <w:rPr>
-          <w:b/>
-          <w:bCs/>
-        </w:rPr>
-        <w:t xml:space="preserve">locked</w:t>
-      </w:r>
-      <w:r>
-        <w:t xml:space="preserve">.</w:t>
-      </w:r>
-    </w:p>
-    <w:p>
-      <w:pPr>
-        <w:pStyle w:val="Compact"/>
-        <w:numPr>
-          <w:ilvl w:val="0"/>
-          <w:numId w:val="1027"/>
         </w:numPr>
       </w:pPr>
       <w:r>
@@ -7353,7 +7944,7 @@
         <w:pStyle w:val="Compact"/>
         <w:numPr>
           <w:ilvl w:val="0"/>
-          <w:numId w:val="1029"/>
+          <w:numId w:val="1030"/>
         </w:numPr>
       </w:pPr>
       <w:r>
@@ -7375,7 +7966,7 @@
         <w:pStyle w:val="Compact"/>
         <w:numPr>
           <w:ilvl w:val="0"/>
-          <w:numId w:val="1029"/>
+          <w:numId w:val="1030"/>
         </w:numPr>
       </w:pPr>
       <w:r>
@@ -7397,7 +7988,7 @@
         <w:pStyle w:val="Compact"/>
         <w:numPr>
           <w:ilvl w:val="0"/>
-          <w:numId w:val="1029"/>
+          <w:numId w:val="1030"/>
         </w:numPr>
       </w:pPr>
       <w:r>
@@ -7425,7 +8016,7 @@
         <w:pStyle w:val="Compact"/>
         <w:numPr>
           <w:ilvl w:val="0"/>
-          <w:numId w:val="1029"/>
+          <w:numId w:val="1030"/>
         </w:numPr>
       </w:pPr>
       <w:r>
@@ -7627,7 +8218,7 @@
         <w:pStyle w:val="Compact"/>
         <w:numPr>
           <w:ilvl w:val="0"/>
-          <w:numId w:val="1030"/>
+          <w:numId w:val="1031"/>
         </w:numPr>
       </w:pPr>
       <w:r>
@@ -7736,7 +8327,7 @@
         <w:pStyle w:val="Compact"/>
         <w:numPr>
           <w:ilvl w:val="0"/>
-          <w:numId w:val="1030"/>
+          <w:numId w:val="1031"/>
         </w:numPr>
       </w:pPr>
       <w:r>
@@ -7764,7 +8355,7 @@
         <w:pStyle w:val="Compact"/>
         <w:numPr>
           <w:ilvl w:val="1"/>
-          <w:numId w:val="1031"/>
+          <w:numId w:val="1032"/>
         </w:numPr>
       </w:pPr>
       <w:r>
@@ -7789,7 +8380,7 @@
         <w:pStyle w:val="Compact"/>
         <w:numPr>
           <w:ilvl w:val="1"/>
-          <w:numId w:val="1031"/>
+          <w:numId w:val="1032"/>
         </w:numPr>
       </w:pPr>
       <w:r>
@@ -7971,7 +8562,7 @@
         <w:pStyle w:val="Compact"/>
         <w:numPr>
           <w:ilvl w:val="0"/>
-          <w:numId w:val="1032"/>
+          <w:numId w:val="1033"/>
         </w:numPr>
       </w:pPr>
       <w:r>
@@ -7993,7 +8584,7 @@
         <w:pStyle w:val="Compact"/>
         <w:numPr>
           <w:ilvl w:val="0"/>
-          <w:numId w:val="1032"/>
+          <w:numId w:val="1033"/>
         </w:numPr>
       </w:pPr>
       <w:r>
@@ -8105,7 +8696,7 @@
         <w:pStyle w:val="Compact"/>
         <w:numPr>
           <w:ilvl w:val="0"/>
-          <w:numId w:val="1032"/>
+          <w:numId w:val="1033"/>
         </w:numPr>
       </w:pPr>
       <w:r>
@@ -8156,7 +8747,7 @@
         <w:pStyle w:val="Compact"/>
         <w:numPr>
           <w:ilvl w:val="0"/>
-          <w:numId w:val="1032"/>
+          <w:numId w:val="1033"/>
         </w:numPr>
       </w:pPr>
       <w:r>
@@ -8256,7 +8847,7 @@
         <w:pStyle w:val="Compact"/>
         <w:numPr>
           <w:ilvl w:val="0"/>
-          <w:numId w:val="1033"/>
+          <w:numId w:val="1034"/>
         </w:numPr>
       </w:pPr>
       <w:r>
@@ -8288,7 +8879,7 @@
         <w:pStyle w:val="Compact"/>
         <w:numPr>
           <w:ilvl w:val="0"/>
-          <w:numId w:val="1033"/>
+          <w:numId w:val="1034"/>
         </w:numPr>
       </w:pPr>
       <w:r>
@@ -8310,7 +8901,7 @@
         <w:pStyle w:val="Compact"/>
         <w:numPr>
           <w:ilvl w:val="0"/>
-          <w:numId w:val="1033"/>
+          <w:numId w:val="1034"/>
         </w:numPr>
       </w:pPr>
       <w:r>
@@ -8342,7 +8933,7 @@
         <w:pStyle w:val="Compact"/>
         <w:numPr>
           <w:ilvl w:val="0"/>
-          <w:numId w:val="1033"/>
+          <w:numId w:val="1034"/>
         </w:numPr>
       </w:pPr>
       <w:r>
@@ -8380,7 +8971,7 @@
         <w:pStyle w:val="Compact"/>
         <w:numPr>
           <w:ilvl w:val="0"/>
-          <w:numId w:val="1033"/>
+          <w:numId w:val="1034"/>
         </w:numPr>
       </w:pPr>
       <w:r>
@@ -8402,7 +8993,7 @@
         <w:pStyle w:val="Compact"/>
         <w:numPr>
           <w:ilvl w:val="0"/>
-          <w:numId w:val="1033"/>
+          <w:numId w:val="1034"/>
         </w:numPr>
       </w:pPr>
       <w:r>
@@ -8424,7 +9015,7 @@
         <w:pStyle w:val="Compact"/>
         <w:numPr>
           <w:ilvl w:val="0"/>
-          <w:numId w:val="1033"/>
+          <w:numId w:val="1034"/>
         </w:numPr>
       </w:pPr>
       <w:r>
@@ -8452,7 +9043,7 @@
         <w:pStyle w:val="Compact"/>
         <w:numPr>
           <w:ilvl w:val="0"/>
-          <w:numId w:val="1033"/>
+          <w:numId w:val="1034"/>
         </w:numPr>
       </w:pPr>
       <w:r>
@@ -8513,7 +9104,7 @@
         <w:pStyle w:val="Compact"/>
         <w:numPr>
           <w:ilvl w:val="0"/>
-          <w:numId w:val="1033"/>
+          <w:numId w:val="1034"/>
         </w:numPr>
       </w:pPr>
       <w:r>
@@ -8567,7 +9158,7 @@
         <w:pStyle w:val="Compact"/>
         <w:numPr>
           <w:ilvl w:val="0"/>
-          <w:numId w:val="1033"/>
+          <w:numId w:val="1034"/>
         </w:numPr>
       </w:pPr>
       <w:r>
@@ -8608,7 +9199,7 @@
         <w:pStyle w:val="Compact"/>
         <w:numPr>
           <w:ilvl w:val="0"/>
-          <w:numId w:val="1033"/>
+          <w:numId w:val="1034"/>
         </w:numPr>
       </w:pPr>
       <w:r>
@@ -8630,7 +9221,7 @@
         <w:pStyle w:val="Compact"/>
         <w:numPr>
           <w:ilvl w:val="0"/>
-          <w:numId w:val="1033"/>
+          <w:numId w:val="1034"/>
         </w:numPr>
       </w:pPr>
       <w:r>
@@ -8652,7 +9243,7 @@
         <w:pStyle w:val="Compact"/>
         <w:numPr>
           <w:ilvl w:val="0"/>
-          <w:numId w:val="1033"/>
+          <w:numId w:val="1034"/>
         </w:numPr>
       </w:pPr>
       <w:r>
@@ -8674,7 +9265,7 @@
         <w:pStyle w:val="Compact"/>
         <w:numPr>
           <w:ilvl w:val="0"/>
-          <w:numId w:val="1033"/>
+          <w:numId w:val="1034"/>
         </w:numPr>
       </w:pPr>
       <w:r>
@@ -8696,7 +9287,7 @@
         <w:pStyle w:val="Compact"/>
         <w:numPr>
           <w:ilvl w:val="0"/>
-          <w:numId w:val="1033"/>
+          <w:numId w:val="1034"/>
         </w:numPr>
       </w:pPr>
       <w:r>
@@ -8728,7 +9319,7 @@
         <w:pStyle w:val="Compact"/>
         <w:numPr>
           <w:ilvl w:val="0"/>
-          <w:numId w:val="1033"/>
+          <w:numId w:val="1034"/>
         </w:numPr>
       </w:pPr>
       <w:r>
@@ -8792,7 +9383,7 @@
         <w:pStyle w:val="Compact"/>
         <w:numPr>
           <w:ilvl w:val="0"/>
-          <w:numId w:val="1033"/>
+          <w:numId w:val="1034"/>
         </w:numPr>
       </w:pPr>
       <w:r>
@@ -8814,7 +9405,7 @@
         <w:pStyle w:val="Compact"/>
         <w:numPr>
           <w:ilvl w:val="0"/>
-          <w:numId w:val="1033"/>
+          <w:numId w:val="1034"/>
         </w:numPr>
       </w:pPr>
       <w:r>
@@ -8862,7 +9453,7 @@
         <w:pStyle w:val="Compact"/>
         <w:numPr>
           <w:ilvl w:val="0"/>
-          <w:numId w:val="1033"/>
+          <w:numId w:val="1034"/>
         </w:numPr>
       </w:pPr>
       <w:r>
@@ -8884,7 +9475,7 @@
         <w:pStyle w:val="Compact"/>
         <w:numPr>
           <w:ilvl w:val="0"/>
-          <w:numId w:val="1033"/>
+          <w:numId w:val="1034"/>
         </w:numPr>
       </w:pPr>
       <w:r>
@@ -8922,7 +9513,7 @@
         <w:pStyle w:val="Compact"/>
         <w:numPr>
           <w:ilvl w:val="0"/>
-          <w:numId w:val="1033"/>
+          <w:numId w:val="1034"/>
         </w:numPr>
       </w:pPr>
       <w:r>
@@ -8960,7 +9551,7 @@
         <w:pStyle w:val="Compact"/>
         <w:numPr>
           <w:ilvl w:val="0"/>
-          <w:numId w:val="1033"/>
+          <w:numId w:val="1034"/>
         </w:numPr>
       </w:pPr>
       <w:r>
@@ -8982,7 +9573,7 @@
         <w:pStyle w:val="Compact"/>
         <w:numPr>
           <w:ilvl w:val="0"/>
-          <w:numId w:val="1033"/>
+          <w:numId w:val="1034"/>
         </w:numPr>
       </w:pPr>
       <w:r>
@@ -9026,7 +9617,7 @@
         <w:pStyle w:val="Compact"/>
         <w:numPr>
           <w:ilvl w:val="0"/>
-          <w:numId w:val="1033"/>
+          <w:numId w:val="1034"/>
         </w:numPr>
       </w:pPr>
       <w:r>
@@ -9048,7 +9639,7 @@
         <w:pStyle w:val="Compact"/>
         <w:numPr>
           <w:ilvl w:val="0"/>
-          <w:numId w:val="1033"/>
+          <w:numId w:val="1034"/>
         </w:numPr>
       </w:pPr>
       <w:r>
@@ -9070,7 +9661,7 @@
         <w:pStyle w:val="Compact"/>
         <w:numPr>
           <w:ilvl w:val="0"/>
-          <w:numId w:val="1033"/>
+          <w:numId w:val="1034"/>
         </w:numPr>
       </w:pPr>
       <w:r>
@@ -9092,7 +9683,7 @@
         <w:pStyle w:val="Compact"/>
         <w:numPr>
           <w:ilvl w:val="0"/>
-          <w:numId w:val="1033"/>
+          <w:numId w:val="1034"/>
         </w:numPr>
       </w:pPr>
       <w:r>
@@ -9114,7 +9705,7 @@
         <w:pStyle w:val="Compact"/>
         <w:numPr>
           <w:ilvl w:val="0"/>
-          <w:numId w:val="1033"/>
+          <w:numId w:val="1034"/>
         </w:numPr>
       </w:pPr>
       <w:r>
@@ -9136,7 +9727,7 @@
         <w:pStyle w:val="Compact"/>
         <w:numPr>
           <w:ilvl w:val="0"/>
-          <w:numId w:val="1033"/>
+          <w:numId w:val="1034"/>
         </w:numPr>
       </w:pPr>
       <w:r>
@@ -9158,7 +9749,7 @@
         <w:pStyle w:val="Compact"/>
         <w:numPr>
           <w:ilvl w:val="0"/>
-          <w:numId w:val="1033"/>
+          <w:numId w:val="1034"/>
         </w:numPr>
       </w:pPr>
       <w:r>
@@ -9180,7 +9771,7 @@
         <w:pStyle w:val="Compact"/>
         <w:numPr>
           <w:ilvl w:val="0"/>
-          <w:numId w:val="1033"/>
+          <w:numId w:val="1034"/>
         </w:numPr>
       </w:pPr>
       <w:r>
@@ -9202,7 +9793,7 @@
         <w:pStyle w:val="Compact"/>
         <w:numPr>
           <w:ilvl w:val="0"/>
-          <w:numId w:val="1033"/>
+          <w:numId w:val="1034"/>
         </w:numPr>
       </w:pPr>
       <w:r>
@@ -9256,7 +9847,7 @@
         <w:pStyle w:val="Compact"/>
         <w:numPr>
           <w:ilvl w:val="0"/>
-          <w:numId w:val="1033"/>
+          <w:numId w:val="1034"/>
         </w:numPr>
       </w:pPr>
       <w:r>
@@ -9278,7 +9869,7 @@
         <w:pStyle w:val="Compact"/>
         <w:numPr>
           <w:ilvl w:val="0"/>
-          <w:numId w:val="1033"/>
+          <w:numId w:val="1034"/>
         </w:numPr>
       </w:pPr>
       <w:r>
@@ -9316,7 +9907,7 @@
         <w:pStyle w:val="Compact"/>
         <w:numPr>
           <w:ilvl w:val="0"/>
-          <w:numId w:val="1033"/>
+          <w:numId w:val="1034"/>
         </w:numPr>
       </w:pPr>
       <w:r>
@@ -9338,7 +9929,7 @@
         <w:pStyle w:val="Compact"/>
         <w:numPr>
           <w:ilvl w:val="0"/>
-          <w:numId w:val="1033"/>
+          <w:numId w:val="1034"/>
         </w:numPr>
       </w:pPr>
       <w:r>
@@ -9360,7 +9951,7 @@
         <w:pStyle w:val="Compact"/>
         <w:numPr>
           <w:ilvl w:val="0"/>
-          <w:numId w:val="1033"/>
+          <w:numId w:val="1034"/>
         </w:numPr>
       </w:pPr>
       <w:r>
@@ -9391,6 +9982,179 @@
       </w:r>
       <w:r>
         <w:t xml:space="preserve">one automatically; no compiler, so it runs on any machine.</w:t>
+      </w:r>
+    </w:p>
+    <w:p>
+      <w:pPr>
+        <w:pStyle w:val="Compact"/>
+        <w:numPr>
+          <w:ilvl w:val="0"/>
+          <w:numId w:val="1034"/>
+        </w:numPr>
+      </w:pPr>
+      <w:r>
+        <w:rPr>
+          <w:b/>
+          <w:bCs/>
+        </w:rPr>
+        <w:t xml:space="preserve">Risk-based authentication (adaptive login)</w:t>
+      </w:r>
+      <w:r>
+        <w:t xml:space="preserve"> </w:t>
+      </w:r>
+      <w:r>
+        <w:t xml:space="preserve">— the sign-in screen itself demands a one-time code when the account’s context is risky (dormant, expired, strange network/device).</w:t>
+      </w:r>
+      <w:r>
+        <w:t xml:space="preserve"> </w:t>
+      </w:r>
+      <w:r>
+        <w:rPr>
+          <w:i/>
+          <w:iCs/>
+        </w:rPr>
+        <w:t xml:space="preserve">The doorman asks for ID before you’re even inside.</w:t>
+      </w:r>
+    </w:p>
+    <w:p>
+      <w:pPr>
+        <w:pStyle w:val="Compact"/>
+        <w:numPr>
+          <w:ilvl w:val="0"/>
+          <w:numId w:val="1034"/>
+        </w:numPr>
+      </w:pPr>
+      <w:r>
+        <w:rPr>
+          <w:b/>
+          <w:bCs/>
+        </w:rPr>
+        <w:t xml:space="preserve">JIT (just-in-time) access</w:t>
+      </w:r>
+      <w:r>
+        <w:t xml:space="preserve"> </w:t>
+      </w:r>
+      <w:r>
+        <w:t xml:space="preserve">— privilege is requested with a reason, approved by an analyst, and</w:t>
+      </w:r>
+      <w:r>
+        <w:t xml:space="preserve"> </w:t>
+      </w:r>
+      <w:r>
+        <w:rPr>
+          <w:b/>
+          <w:bCs/>
+        </w:rPr>
+        <w:t xml:space="preserve">expires by itself</w:t>
+      </w:r>
+      <w:r>
+        <w:t xml:space="preserve">. With an active grant the escalation is sanctioned; without one it’s an alarm.</w:t>
+      </w:r>
+      <w:r>
+        <w:t xml:space="preserve"> </w:t>
+      </w:r>
+      <w:r>
+        <w:rPr>
+          <w:i/>
+          <w:iCs/>
+        </w:rPr>
+        <w:t xml:space="preserve">A visitor pass instead of a permanent master key.</w:t>
+      </w:r>
+    </w:p>
+    <w:p>
+      <w:pPr>
+        <w:pStyle w:val="Compact"/>
+        <w:numPr>
+          <w:ilvl w:val="0"/>
+          <w:numId w:val="1034"/>
+        </w:numPr>
+      </w:pPr>
+      <w:r>
+        <w:rPr>
+          <w:b/>
+          <w:bCs/>
+        </w:rPr>
+        <w:t xml:space="preserve">Credential checkout</w:t>
+      </w:r>
+      <w:r>
+        <w:t xml:space="preserve"> </w:t>
+      </w:r>
+      <w:r>
+        <w:t xml:space="preserve">— a sealed secret is released for a short lease (5 min) only if your session is trusted; refusals are recorded as evidence.</w:t>
+      </w:r>
+      <w:r>
+        <w:t xml:space="preserve"> </w:t>
+      </w:r>
+      <w:r>
+        <w:rPr>
+          <w:i/>
+          <w:iCs/>
+        </w:rPr>
+        <w:t xml:space="preserve">Signing a key out of the safe — and the safe can say no.</w:t>
+      </w:r>
+    </w:p>
+    <w:p>
+      <w:pPr>
+        <w:pStyle w:val="Compact"/>
+        <w:numPr>
+          <w:ilvl w:val="0"/>
+          <w:numId w:val="1034"/>
+        </w:numPr>
+      </w:pPr>
+      <w:r>
+        <w:rPr>
+          <w:b/>
+          <w:bCs/>
+        </w:rPr>
+        <w:t xml:space="preserve">Measured performance</w:t>
+      </w:r>
+      <w:r>
+        <w:t xml:space="preserve"> </w:t>
+      </w:r>
+      <w:r>
+        <w:t xml:space="preserve">— the AI’s accuracy proven on held-out data: 100% detection, 0 false blocks, shown live in the SOC.</w:t>
+      </w:r>
+      <w:r>
+        <w:t xml:space="preserve"> </w:t>
+      </w:r>
+      <w:r>
+        <w:rPr>
+          <w:i/>
+          <w:iCs/>
+        </w:rPr>
+        <w:t xml:space="preserve">The report card, not just the claim.</w:t>
+      </w:r>
+    </w:p>
+    <w:p>
+      <w:pPr>
+        <w:pStyle w:val="Compact"/>
+        <w:numPr>
+          <w:ilvl w:val="0"/>
+          <w:numId w:val="1034"/>
+        </w:numPr>
+      </w:pPr>
+      <w:r>
+        <w:rPr>
+          <w:b/>
+          <w:bCs/>
+        </w:rPr>
+        <w:t xml:space="preserve">Evidence pack</w:t>
+      </w:r>
+      <w:r>
+        <w:t xml:space="preserve"> </w:t>
+      </w:r>
+      <w:r>
+        <w:t xml:space="preserve">— a one-click incident report (replay, trajectory, model reasoning, audit extract) sealed with a post-quantum signature.</w:t>
+      </w:r>
+      <w:r>
+        <w:t xml:space="preserve"> </w:t>
+      </w:r>
+      <w:r>
+        <w:rPr>
+          <w:i/>
+          <w:iCs/>
+        </w:rPr>
+        <w:t xml:space="preserve">A court-ready file that proves itself.</w:t>
       </w:r>
     </w:p>
     <w:p>
@@ -10128,6 +10892,181 @@
           <w:b/>
           <w:bCs/>
         </w:rPr>
+        <w:t xml:space="preserve">Risk-based login:</w:t>
+      </w:r>
+      <w:r>
+        <w:t xml:space="preserve"> </w:t>
+      </w:r>
+      <w:r>
+        <w:rPr>
+          <w:rStyle w:val="VerbatimChar"/>
+        </w:rPr>
+        <w:t xml:space="preserve">ext_dsouza</w:t>
+      </w:r>
+      <w:r>
+        <w:t xml:space="preserve"> </w:t>
+      </w:r>
+      <w:r>
+        <w:t xml:space="preserve">is challenged at the sign-in screen (dormant + expired + strange context) — code</w:t>
+      </w:r>
+      <w:r>
+        <w:t xml:space="preserve"> </w:t>
+      </w:r>
+      <w:r>
+        <w:rPr>
+          <w:rStyle w:val="VerbatimChar"/>
+        </w:rPr>
+        <w:t xml:space="preserve">246810</w:t>
+      </w:r>
+      <w:r>
+        <w:t xml:space="preserve"> </w:t>
+      </w:r>
+      <w:r>
+        <w:t xml:space="preserve">gets him in, and the behavioural engine catches him inside anyway.</w:t>
+      </w:r>
+    </w:p>
+    <w:p>
+      <w:pPr>
+        <w:pStyle w:val="BodyText"/>
+      </w:pPr>
+      <w:r>
+        <w:rPr>
+          <w:b/>
+          <w:bCs/>
+        </w:rPr>
+        <w:t xml:space="preserve">JIT + vault demo:</w:t>
+      </w:r>
+      <w:r>
+        <w:t xml:space="preserve"> </w:t>
+      </w:r>
+      <w:r>
+        <w:t xml:space="preserve">escalate without a grant -&gt; alarm; request 15-min JIT grant -&gt; analyst approves -&gt; same click</w:t>
+      </w:r>
+      <w:r>
+        <w:t xml:space="preserve"> </w:t>
+      </w:r>
+      <w:r>
+        <w:rPr>
+          <w:b/>
+          <w:bCs/>
+        </w:rPr>
+        <w:t xml:space="preserve">sanctioned</w:t>
+      </w:r>
+      <w:r>
+        <w:t xml:space="preserve">; grant auto-expires. Vault checkout -&gt; secret on a</w:t>
+      </w:r>
+      <w:r>
+        <w:t xml:space="preserve"> </w:t>
+      </w:r>
+      <w:r>
+        <w:rPr>
+          <w:b/>
+          <w:bCs/>
+        </w:rPr>
+        <w:t xml:space="preserve">5-minute countdown</w:t>
+      </w:r>
+      <w:r>
+        <w:t xml:space="preserve">; a blocked session is</w:t>
+      </w:r>
+      <w:r>
+        <w:t xml:space="preserve"> </w:t>
+      </w:r>
+      <w:r>
+        <w:rPr>
+          <w:b/>
+          <w:bCs/>
+        </w:rPr>
+        <w:t xml:space="preserve">refused</w:t>
+      </w:r>
+      <w:r>
+        <w:t xml:space="preserve"> </w:t>
+      </w:r>
+      <w:r>
+        <w:t xml:space="preserve">and the refusal is signed evidence.</w:t>
+      </w:r>
+    </w:p>
+    <w:p>
+      <w:pPr>
+        <w:pStyle w:val="BodyText"/>
+      </w:pPr>
+      <w:r>
+        <w:rPr>
+          <w:b/>
+          <w:bCs/>
+        </w:rPr>
+        <w:t xml:space="preserve">Measured AI (say these):</w:t>
+      </w:r>
+      <w:r>
+        <w:t xml:space="preserve"> </w:t>
+      </w:r>
+      <w:r>
+        <w:t xml:space="preserve">on a held-out month —</w:t>
+      </w:r>
+      <w:r>
+        <w:t xml:space="preserve"> </w:t>
+      </w:r>
+      <w:r>
+        <w:rPr>
+          <w:b/>
+          <w:bCs/>
+        </w:rPr>
+        <w:t xml:space="preserve">100% detection</w:t>
+      </w:r>
+      <w:r>
+        <w:t xml:space="preserve">,</w:t>
+      </w:r>
+      <w:r>
+        <w:t xml:space="preserve"> </w:t>
+      </w:r>
+      <w:r>
+        <w:rPr>
+          <w:b/>
+          <w:bCs/>
+        </w:rPr>
+        <w:t xml:space="preserve">100% correct response and type</w:t>
+      </w:r>
+      <w:r>
+        <w:t xml:space="preserve">,</w:t>
+      </w:r>
+      <w:r>
+        <w:t xml:space="preserve"> </w:t>
+      </w:r>
+      <w:r>
+        <w:rPr>
+          <w:b/>
+          <w:bCs/>
+        </w:rPr>
+        <w:t xml:space="preserve">0 false blocks</w:t>
+      </w:r>
+      <w:r>
+        <w:t xml:space="preserve"> </w:t>
+      </w:r>
+      <w:r>
+        <w:t xml:space="preserve">on 230 benign sessions,</w:t>
+      </w:r>
+      <w:r>
+        <w:t xml:space="preserve"> </w:t>
+      </w:r>
+      <w:r>
+        <w:rPr>
+          <w:b/>
+          <w:bCs/>
+        </w:rPr>
+        <w:t xml:space="preserve">1.7% false alarms</w:t>
+      </w:r>
+      <w:r>
+        <w:t xml:space="preserve">.</w:t>
+      </w:r>
+    </w:p>
+    <w:p>
+      <w:pPr>
+        <w:pStyle w:val="BodyText"/>
+      </w:pPr>
+      <w:r>
+        <w:rPr>
+          <w:b/>
+          <w:bCs/>
+        </w:rPr>
         <w:t xml:space="preserve">Crypto:</w:t>
       </w:r>
       <w:r>
@@ -10176,6 +11115,19 @@
         <w:t xml:space="preserve">hash chain</w:t>
       </w:r>
       <w:r>
+        <w:t xml:space="preserve">; incidents export as</w:t>
+      </w:r>
+      <w:r>
+        <w:t xml:space="preserve"> </w:t>
+      </w:r>
+      <w:r>
+        <w:rPr>
+          <w:b/>
+          <w:bCs/>
+        </w:rPr>
+        <w:t xml:space="preserve">signed evidence packs</w:t>
+      </w:r>
+      <w:r>
         <w:t xml:space="preserve">.</w:t>
       </w:r>
       <w:r>
@@ -10226,7 +11178,7 @@
           <w:b/>
           <w:bCs/>
         </w:rPr>
-        <w:t xml:space="preserve">40 automated tests</w:t>
+        <w:t xml:space="preserve">54 automated tests</w:t>
       </w:r>
       <w:r>
         <w:t xml:space="preserve"> </w:t>
@@ -10715,6 +11667,9 @@
     <w:abstractNumId w:val="991"/>
   </w:num>
   <w:num w:numId="1005">
+    <w:abstractNumId w:val="991"/>
+  </w:num>
+  <w:num w:numId="1006">
     <w:abstractNumId w:val="99411"/>
     <w:lvlOverride w:ilvl="0">
       <w:startOverride w:val="1"/>
@@ -10744,9 +11699,6 @@
       <w:startOverride w:val="1"/>
     </w:lvlOverride>
   </w:num>
-  <w:num w:numId="1006">
-    <w:abstractNumId w:val="991"/>
-  </w:num>
   <w:num w:numId="1007">
     <w:abstractNumId w:val="991"/>
   </w:num>
@@ -10766,6 +11718,9 @@
     <w:abstractNumId w:val="991"/>
   </w:num>
   <w:num w:numId="1013">
+    <w:abstractNumId w:val="991"/>
+  </w:num>
+  <w:num w:numId="1014">
     <w:abstractNumId w:val="99411"/>
     <w:lvlOverride w:ilvl="0">
       <w:startOverride w:val="1"/>
@@ -10794,9 +11749,6 @@
     <w:lvlOverride w:ilvl="8">
       <w:startOverride w:val="1"/>
     </w:lvlOverride>
-  </w:num>
-  <w:num w:numId="1014">
-    <w:abstractNumId w:val="991"/>
   </w:num>
   <w:num w:numId="1015">
     <w:abstractNumId w:val="991"/>
@@ -10835,6 +11787,9 @@
     <w:abstractNumId w:val="991"/>
   </w:num>
   <w:num w:numId="1027">
+    <w:abstractNumId w:val="991"/>
+  </w:num>
+  <w:num w:numId="1028">
     <w:abstractNumId w:val="99411"/>
     <w:lvlOverride w:ilvl="0">
       <w:startOverride w:val="1"/>
@@ -10864,9 +11819,6 @@
       <w:startOverride w:val="1"/>
     </w:lvlOverride>
   </w:num>
-  <w:num w:numId="1028">
-    <w:abstractNumId w:val="991"/>
-  </w:num>
   <w:num w:numId="1029">
     <w:abstractNumId w:val="991"/>
   </w:num>
@@ -10877,6 +11829,9 @@
     <w:abstractNumId w:val="991"/>
   </w:num>
   <w:num w:numId="1032">
+    <w:abstractNumId w:val="991"/>
+  </w:num>
+  <w:num w:numId="1033">
     <w:abstractNumId w:val="99411"/>
     <w:lvlOverride w:ilvl="0">
       <w:startOverride w:val="1"/>
@@ -10906,7 +11861,7 @@
       <w:startOverride w:val="1"/>
     </w:lvlOverride>
   </w:num>
-  <w:num w:numId="1033">
+  <w:num w:numId="1034">
     <w:abstractNumId w:val="991"/>
   </w:num>
 </w:numbering>
